--- a/Jawaban Tugas PPT Week 10.docx
+++ b/Jawaban Tugas PPT Week 10.docx
@@ -447,6 +447,8 @@
           <w:rFonts w:ascii="Roboto" w:hAnsi="Roboto"/>
           <w:b/>
           <w:bCs/>
+          <w:sz w:val="24"/>
+          <w:szCs w:val="24"/>
         </w:rPr>
       </w:pPr>
       <w:r>
@@ -454,6 +456,8 @@
           <w:rFonts w:ascii="Roboto" w:hAnsi="Roboto"/>
           <w:b/>
           <w:bCs/>
+          <w:sz w:val="24"/>
+          <w:szCs w:val="24"/>
         </w:rPr>
         <w:t>Which heap operations are most important in this simulation, and why?</w:t>
       </w:r>
@@ -747,6 +751,8 @@
           <w:rFonts w:ascii="Roboto" w:hAnsi="Roboto"/>
           <w:b/>
           <w:bCs/>
+          <w:sz w:val="24"/>
+          <w:szCs w:val="24"/>
         </w:rPr>
       </w:pPr>
       <w:r>
@@ -754,6 +760,8 @@
           <w:rFonts w:ascii="Roboto" w:hAnsi="Roboto"/>
           <w:b/>
           <w:bCs/>
+          <w:sz w:val="24"/>
+          <w:szCs w:val="24"/>
         </w:rPr>
         <w:t>In what kind of workload does a binary heap become clearly better</w:t>
       </w:r>
@@ -762,6 +770,8 @@
           <w:rFonts w:ascii="Roboto" w:hAnsi="Roboto"/>
           <w:b/>
           <w:bCs/>
+          <w:sz w:val="24"/>
+          <w:szCs w:val="24"/>
         </w:rPr>
         <w:t xml:space="preserve"> </w:t>
       </w:r>
@@ -770,6 +780,8 @@
           <w:rFonts w:ascii="Roboto" w:hAnsi="Roboto"/>
           <w:b/>
           <w:bCs/>
+          <w:sz w:val="24"/>
+          <w:szCs w:val="24"/>
         </w:rPr>
         <w:t>than simpler data structures?</w:t>
       </w:r>
@@ -1138,6 +1150,1458 @@
           <w:rFonts w:ascii="Roboto" w:hAnsi="Roboto"/>
         </w:rPr>
         <w:t xml:space="preserve">   - Binary heap:   ~1000 x 10  = 10.000 operasi (log2(1000) ~ 10).</w:t>
+      </w:r>
+    </w:p>
+    <w:p>
+      <w:pPr>
+        <w:pStyle w:val="ListParagraph"/>
+        <w:numPr>
+          <w:ilvl w:val="0"/>
+          <w:numId w:val="3"/>
+        </w:numPr>
+        <w:spacing w:after="0"/>
+        <w:jc w:val="both"/>
+        <w:rPr>
+          <w:rFonts w:ascii="Roboto" w:hAnsi="Roboto"/>
+          <w:b/>
+          <w:bCs/>
+          <w:sz w:val="24"/>
+          <w:szCs w:val="24"/>
+        </w:rPr>
+      </w:pPr>
+      <w:r>
+        <w:rPr>
+          <w:rFonts w:ascii="Roboto" w:hAnsi="Roboto"/>
+          <w:b/>
+          <w:bCs/>
+          <w:sz w:val="24"/>
+          <w:szCs w:val="24"/>
+        </w:rPr>
+        <w:t>What is the time complexity of the following binary heap operations? (add, min, remove_min, is_empty, and len</w:t>
+      </w:r>
+      <w:r>
+        <w:rPr>
+          <w:rFonts w:ascii="Roboto" w:hAnsi="Roboto"/>
+          <w:b/>
+          <w:bCs/>
+          <w:sz w:val="24"/>
+          <w:szCs w:val="24"/>
+        </w:rPr>
+        <w:t>)</w:t>
+      </w:r>
+    </w:p>
+    <w:tbl>
+      <w:tblPr>
+        <w:tblStyle w:val="TableGrid"/>
+        <w:tblW w:w="0" w:type="auto"/>
+        <w:tblInd w:w="720" w:type="dxa"/>
+        <w:tblLook w:val="04A0" w:firstRow="1" w:lastRow="0" w:firstColumn="1" w:lastColumn="0" w:noHBand="0" w:noVBand="1"/>
+      </w:tblPr>
+      <w:tblGrid>
+        <w:gridCol w:w="1417"/>
+        <w:gridCol w:w="2123"/>
+        <w:gridCol w:w="4756"/>
+      </w:tblGrid>
+      <w:tr>
+        <w:tc>
+          <w:tcPr>
+            <w:tcW w:w="1402" w:type="dxa"/>
+          </w:tcPr>
+          <w:p>
+            <w:pPr>
+              <w:pStyle w:val="ListParagraph"/>
+              <w:ind w:left="0"/>
+              <w:jc w:val="both"/>
+              <w:rPr>
+                <w:rFonts w:ascii="Roboto" w:hAnsi="Roboto"/>
+              </w:rPr>
+            </w:pPr>
+            <w:r>
+              <w:rPr>
+                <w:rFonts w:ascii="Roboto" w:hAnsi="Roboto"/>
+              </w:rPr>
+              <w:t>Operasi</w:t>
+            </w:r>
+          </w:p>
+        </w:tc>
+        <w:tc>
+          <w:tcPr>
+            <w:tcW w:w="2126" w:type="dxa"/>
+          </w:tcPr>
+          <w:p>
+            <w:pPr>
+              <w:pStyle w:val="ListParagraph"/>
+              <w:ind w:left="0"/>
+              <w:jc w:val="both"/>
+              <w:rPr>
+                <w:rFonts w:ascii="Roboto" w:hAnsi="Roboto"/>
+              </w:rPr>
+            </w:pPr>
+            <w:r>
+              <w:rPr>
+                <w:rFonts w:ascii="Roboto" w:hAnsi="Roboto"/>
+              </w:rPr>
+              <w:t>Time Complexity</w:t>
+            </w:r>
+          </w:p>
+        </w:tc>
+        <w:tc>
+          <w:tcPr>
+            <w:tcW w:w="4768" w:type="dxa"/>
+          </w:tcPr>
+          <w:p>
+            <w:pPr>
+              <w:pStyle w:val="ListParagraph"/>
+              <w:ind w:left="0"/>
+              <w:jc w:val="both"/>
+              <w:rPr>
+                <w:rFonts w:ascii="Roboto" w:hAnsi="Roboto"/>
+              </w:rPr>
+            </w:pPr>
+            <w:r>
+              <w:rPr>
+                <w:rFonts w:ascii="Roboto" w:hAnsi="Roboto"/>
+              </w:rPr>
+              <w:t>Penjelasan</w:t>
+            </w:r>
+          </w:p>
+        </w:tc>
+      </w:tr>
+      <w:tr>
+        <w:tc>
+          <w:tcPr>
+            <w:tcW w:w="1402" w:type="dxa"/>
+          </w:tcPr>
+          <w:p>
+            <w:pPr>
+              <w:pStyle w:val="ListParagraph"/>
+              <w:ind w:left="0"/>
+              <w:jc w:val="both"/>
+              <w:rPr>
+                <w:rFonts w:ascii="Roboto" w:hAnsi="Roboto"/>
+              </w:rPr>
+            </w:pPr>
+            <w:r>
+              <w:rPr>
+                <w:rFonts w:ascii="Roboto" w:hAnsi="Roboto"/>
+              </w:rPr>
+              <w:t>add/insert</w:t>
+            </w:r>
+          </w:p>
+        </w:tc>
+        <w:tc>
+          <w:tcPr>
+            <w:tcW w:w="2126" w:type="dxa"/>
+          </w:tcPr>
+          <w:p>
+            <w:pPr>
+              <w:pStyle w:val="ListParagraph"/>
+              <w:ind w:left="0"/>
+              <w:jc w:val="both"/>
+              <w:rPr>
+                <w:rFonts w:ascii="Roboto" w:hAnsi="Roboto"/>
+              </w:rPr>
+            </w:pPr>
+            <w:r>
+              <w:rPr>
+                <w:rFonts w:ascii="Roboto" w:hAnsi="Roboto"/>
+              </w:rPr>
+              <w:t>O(log n)</w:t>
+            </w:r>
+          </w:p>
+        </w:tc>
+        <w:tc>
+          <w:tcPr>
+            <w:tcW w:w="4768" w:type="dxa"/>
+          </w:tcPr>
+          <w:p>
+            <w:pPr>
+              <w:pStyle w:val="ListParagraph"/>
+              <w:ind w:left="0"/>
+              <w:jc w:val="both"/>
+              <w:rPr>
+                <w:rFonts w:ascii="Roboto" w:hAnsi="Roboto"/>
+              </w:rPr>
+            </w:pPr>
+            <w:r>
+              <w:rPr>
+                <w:rFonts w:ascii="Roboto" w:hAnsi="Roboto"/>
+              </w:rPr>
+              <w:t>Elemen ditambahkan di akhir array lalu di-upheap. Upheap naik maksimal sepanjang tinggi heap =</w:t>
+            </w:r>
+            <w:r>
+              <w:rPr>
+                <w:rFonts w:ascii="Roboto" w:hAnsi="Roboto"/>
+              </w:rPr>
+              <w:t xml:space="preserve"> </w:t>
+            </w:r>
+            <w:r>
+              <w:rPr>
+                <w:rFonts w:ascii="Roboto" w:hAnsi="Roboto"/>
+              </w:rPr>
+              <w:t>log n level</w:t>
+            </w:r>
+          </w:p>
+        </w:tc>
+      </w:tr>
+      <w:tr>
+        <w:tc>
+          <w:tcPr>
+            <w:tcW w:w="1402" w:type="dxa"/>
+          </w:tcPr>
+          <w:p>
+            <w:pPr>
+              <w:pStyle w:val="ListParagraph"/>
+              <w:ind w:left="0"/>
+              <w:jc w:val="both"/>
+              <w:rPr>
+                <w:rFonts w:ascii="Roboto" w:hAnsi="Roboto"/>
+              </w:rPr>
+            </w:pPr>
+            <w:r>
+              <w:rPr>
+                <w:rFonts w:ascii="Roboto" w:hAnsi="Roboto"/>
+              </w:rPr>
+              <w:t>min/peek</w:t>
+            </w:r>
+          </w:p>
+        </w:tc>
+        <w:tc>
+          <w:tcPr>
+            <w:tcW w:w="2126" w:type="dxa"/>
+          </w:tcPr>
+          <w:p>
+            <w:pPr>
+              <w:pStyle w:val="ListParagraph"/>
+              <w:ind w:left="0"/>
+              <w:jc w:val="both"/>
+              <w:rPr>
+                <w:rFonts w:ascii="Roboto" w:hAnsi="Roboto"/>
+              </w:rPr>
+            </w:pPr>
+            <w:r>
+              <w:rPr>
+                <w:rFonts w:ascii="Roboto" w:hAnsi="Roboto"/>
+              </w:rPr>
+              <w:t>O(1)</w:t>
+            </w:r>
+          </w:p>
+        </w:tc>
+        <w:tc>
+          <w:tcPr>
+            <w:tcW w:w="4768" w:type="dxa"/>
+          </w:tcPr>
+          <w:p>
+            <w:pPr>
+              <w:pStyle w:val="ListParagraph"/>
+              <w:ind w:left="0"/>
+              <w:jc w:val="both"/>
+              <w:rPr>
+                <w:rFonts w:ascii="Roboto" w:hAnsi="Roboto"/>
+              </w:rPr>
+            </w:pPr>
+            <w:r>
+              <w:rPr>
+                <w:rFonts w:ascii="Roboto" w:hAnsi="Roboto"/>
+              </w:rPr>
+              <w:t>Elemen minimum selalu berada di root (index 0), jadi tinggal akses langsung tanpa perlu mencari.</w:t>
+            </w:r>
+          </w:p>
+        </w:tc>
+      </w:tr>
+      <w:tr>
+        <w:tc>
+          <w:tcPr>
+            <w:tcW w:w="1402" w:type="dxa"/>
+          </w:tcPr>
+          <w:p>
+            <w:pPr>
+              <w:pStyle w:val="ListParagraph"/>
+              <w:ind w:left="0"/>
+              <w:jc w:val="both"/>
+              <w:rPr>
+                <w:rFonts w:ascii="Roboto" w:hAnsi="Roboto"/>
+              </w:rPr>
+            </w:pPr>
+            <w:r>
+              <w:rPr>
+                <w:rFonts w:ascii="Roboto" w:hAnsi="Roboto"/>
+              </w:rPr>
+              <w:t>remove_min</w:t>
+            </w:r>
+          </w:p>
+        </w:tc>
+        <w:tc>
+          <w:tcPr>
+            <w:tcW w:w="2126" w:type="dxa"/>
+          </w:tcPr>
+          <w:p>
+            <w:pPr>
+              <w:pStyle w:val="ListParagraph"/>
+              <w:ind w:left="0"/>
+              <w:jc w:val="both"/>
+              <w:rPr>
+                <w:rFonts w:ascii="Roboto" w:hAnsi="Roboto"/>
+              </w:rPr>
+            </w:pPr>
+            <w:r>
+              <w:rPr>
+                <w:rFonts w:ascii="Roboto" w:hAnsi="Roboto"/>
+              </w:rPr>
+              <w:t>O(log n)</w:t>
+            </w:r>
+          </w:p>
+        </w:tc>
+        <w:tc>
+          <w:tcPr>
+            <w:tcW w:w="4768" w:type="dxa"/>
+          </w:tcPr>
+          <w:p>
+            <w:pPr>
+              <w:pStyle w:val="ListParagraph"/>
+              <w:ind w:left="0"/>
+              <w:jc w:val="both"/>
+              <w:rPr>
+                <w:rFonts w:ascii="Roboto" w:hAnsi="Roboto"/>
+              </w:rPr>
+            </w:pPr>
+            <w:r>
+              <w:rPr>
+                <w:rFonts w:ascii="Roboto" w:hAnsi="Roboto"/>
+              </w:rPr>
+              <w:t>Root ditukar dengan elemen terakhir, lalu elemen terakhir di-pop, dan root baru di-downheap. Downheap turun maksimal sepanjang tinggi heap = log n level.</w:t>
+            </w:r>
+          </w:p>
+        </w:tc>
+      </w:tr>
+      <w:tr>
+        <w:tc>
+          <w:tcPr>
+            <w:tcW w:w="1402" w:type="dxa"/>
+          </w:tcPr>
+          <w:p>
+            <w:pPr>
+              <w:pStyle w:val="ListParagraph"/>
+              <w:ind w:left="0"/>
+              <w:jc w:val="both"/>
+              <w:rPr>
+                <w:rFonts w:ascii="Roboto" w:hAnsi="Roboto"/>
+              </w:rPr>
+            </w:pPr>
+            <w:r>
+              <w:rPr>
+                <w:rFonts w:ascii="Roboto" w:hAnsi="Roboto"/>
+              </w:rPr>
+              <w:t>is_empty</w:t>
+            </w:r>
+          </w:p>
+        </w:tc>
+        <w:tc>
+          <w:tcPr>
+            <w:tcW w:w="2126" w:type="dxa"/>
+          </w:tcPr>
+          <w:p>
+            <w:pPr>
+              <w:pStyle w:val="ListParagraph"/>
+              <w:ind w:left="0"/>
+              <w:jc w:val="both"/>
+              <w:rPr>
+                <w:rFonts w:ascii="Roboto" w:hAnsi="Roboto"/>
+              </w:rPr>
+            </w:pPr>
+            <w:r>
+              <w:rPr>
+                <w:rFonts w:ascii="Roboto" w:hAnsi="Roboto"/>
+              </w:rPr>
+              <w:t>O(1)</w:t>
+            </w:r>
+          </w:p>
+        </w:tc>
+        <w:tc>
+          <w:tcPr>
+            <w:tcW w:w="4768" w:type="dxa"/>
+          </w:tcPr>
+          <w:p>
+            <w:pPr>
+              <w:pStyle w:val="ListParagraph"/>
+              <w:ind w:left="0"/>
+              <w:jc w:val="both"/>
+              <w:rPr>
+                <w:rFonts w:ascii="Roboto" w:hAnsi="Roboto"/>
+              </w:rPr>
+            </w:pPr>
+            <w:r>
+              <w:rPr>
+                <w:rFonts w:ascii="Roboto" w:hAnsi="Roboto"/>
+              </w:rPr>
+              <w:t>Hanya mengecek panjang array (len(self.heap) == 0), yang merupakan operasi konstan pada Python list.</w:t>
+            </w:r>
+          </w:p>
+        </w:tc>
+      </w:tr>
+      <w:tr>
+        <w:tc>
+          <w:tcPr>
+            <w:tcW w:w="1402" w:type="dxa"/>
+          </w:tcPr>
+          <w:p>
+            <w:pPr>
+              <w:pStyle w:val="ListParagraph"/>
+              <w:ind w:left="0"/>
+              <w:jc w:val="both"/>
+              <w:rPr>
+                <w:rFonts w:ascii="Roboto" w:hAnsi="Roboto"/>
+              </w:rPr>
+            </w:pPr>
+            <w:r>
+              <w:rPr>
+                <w:rFonts w:ascii="Roboto" w:hAnsi="Roboto"/>
+              </w:rPr>
+              <w:t>len</w:t>
+            </w:r>
+          </w:p>
+        </w:tc>
+        <w:tc>
+          <w:tcPr>
+            <w:tcW w:w="2126" w:type="dxa"/>
+          </w:tcPr>
+          <w:p>
+            <w:pPr>
+              <w:pStyle w:val="ListParagraph"/>
+              <w:ind w:left="0"/>
+              <w:jc w:val="both"/>
+              <w:rPr>
+                <w:rFonts w:ascii="Roboto" w:hAnsi="Roboto"/>
+              </w:rPr>
+            </w:pPr>
+            <w:r>
+              <w:rPr>
+                <w:rFonts w:ascii="Roboto" w:hAnsi="Roboto"/>
+              </w:rPr>
+              <w:t>O(1)</w:t>
+            </w:r>
+          </w:p>
+        </w:tc>
+        <w:tc>
+          <w:tcPr>
+            <w:tcW w:w="4768" w:type="dxa"/>
+          </w:tcPr>
+          <w:p>
+            <w:pPr>
+              <w:pStyle w:val="ListParagraph"/>
+              <w:ind w:left="0"/>
+              <w:jc w:val="both"/>
+              <w:rPr>
+                <w:rFonts w:ascii="Roboto" w:hAnsi="Roboto"/>
+              </w:rPr>
+            </w:pPr>
+            <w:r>
+              <w:rPr>
+                <w:rFonts w:ascii="Roboto" w:hAnsi="Roboto"/>
+              </w:rPr>
+              <w:t>Python list menyimpan panjangnya secara internal, jadi len() adalah operasi konstan.</w:t>
+            </w:r>
+          </w:p>
+        </w:tc>
+      </w:tr>
+    </w:tbl>
+    <w:p>
+      <w:pPr>
+        <w:pStyle w:val="ListParagraph"/>
+        <w:spacing w:after="0"/>
+        <w:jc w:val="both"/>
+        <w:rPr>
+          <w:rFonts w:ascii="Roboto" w:hAnsi="Roboto"/>
+        </w:rPr>
+      </w:pPr>
+    </w:p>
+    <w:p>
+      <w:pPr>
+        <w:pStyle w:val="ListParagraph"/>
+        <w:numPr>
+          <w:ilvl w:val="0"/>
+          <w:numId w:val="3"/>
+        </w:numPr>
+        <w:spacing w:after="0"/>
+        <w:jc w:val="both"/>
+        <w:rPr>
+          <w:rFonts w:ascii="Roboto" w:hAnsi="Roboto"/>
+          <w:b/>
+          <w:bCs/>
+          <w:sz w:val="24"/>
+          <w:szCs w:val="24"/>
+        </w:rPr>
+      </w:pPr>
+      <w:r>
+        <w:rPr>
+          <w:rFonts w:ascii="Roboto" w:hAnsi="Roboto"/>
+          <w:b/>
+          <w:bCs/>
+          <w:sz w:val="24"/>
+          <w:szCs w:val="24"/>
+        </w:rPr>
+        <w:t>How does the height of a binary heap affect its performance?</w:t>
+      </w:r>
+    </w:p>
+    <w:p>
+      <w:pPr>
+        <w:pStyle w:val="ListParagraph"/>
+        <w:spacing w:after="0"/>
+        <w:jc w:val="both"/>
+        <w:rPr>
+          <w:rFonts w:ascii="Roboto" w:hAnsi="Roboto"/>
+        </w:rPr>
+      </w:pPr>
+      <w:r>
+        <w:rPr>
+          <w:rFonts w:ascii="Roboto" w:hAnsi="Roboto"/>
+        </w:rPr>
+        <w:t>Tinggi binary heap sangat mempengaruhi performa karena:</w:t>
+      </w:r>
+    </w:p>
+    <w:p>
+      <w:pPr>
+        <w:pStyle w:val="ListParagraph"/>
+        <w:numPr>
+          <w:ilvl w:val="0"/>
+          <w:numId w:val="10"/>
+        </w:numPr>
+        <w:spacing w:after="0"/>
+        <w:jc w:val="both"/>
+        <w:rPr>
+          <w:rFonts w:ascii="Roboto" w:hAnsi="Roboto"/>
+          <w:b/>
+          <w:bCs/>
+        </w:rPr>
+      </w:pPr>
+      <w:r>
+        <w:rPr>
+          <w:rFonts w:ascii="Roboto" w:hAnsi="Roboto"/>
+          <w:b/>
+          <w:bCs/>
+        </w:rPr>
+        <w:t>Tinggi heap = O(log n)</w:t>
+      </w:r>
+    </w:p>
+    <w:p>
+      <w:pPr>
+        <w:pStyle w:val="ListParagraph"/>
+        <w:spacing w:after="0"/>
+        <w:jc w:val="both"/>
+        <w:rPr>
+          <w:rFonts w:ascii="Roboto" w:hAnsi="Roboto"/>
+        </w:rPr>
+      </w:pPr>
+      <w:r>
+        <w:rPr>
+          <w:rFonts w:ascii="Roboto" w:hAnsi="Roboto"/>
+        </w:rPr>
+        <w:t xml:space="preserve">      Binary heap adalah complete binary tree, sehingga tingginya</w:t>
+      </w:r>
+      <w:r>
+        <w:rPr>
+          <w:rFonts w:ascii="Roboto" w:hAnsi="Roboto"/>
+        </w:rPr>
+        <w:t xml:space="preserve"> </w:t>
+      </w:r>
+      <w:r>
+        <w:rPr>
+          <w:rFonts w:ascii="Roboto" w:hAnsi="Roboto"/>
+        </w:rPr>
+        <w:t>selalu terjaga pada floor(log2(n)), di mana n = jumlah elemen.</w:t>
+      </w:r>
+    </w:p>
+    <w:p>
+      <w:pPr>
+        <w:pStyle w:val="ListParagraph"/>
+        <w:spacing w:after="0"/>
+        <w:jc w:val="both"/>
+        <w:rPr>
+          <w:rFonts w:ascii="Roboto" w:hAnsi="Roboto"/>
+        </w:rPr>
+      </w:pPr>
+      <w:r>
+        <w:rPr>
+          <w:rFonts w:ascii="Roboto" w:hAnsi="Roboto"/>
+        </w:rPr>
+        <w:t xml:space="preserve">      Contoh: 1000 elemen -&gt; tinggi = floor(log2(1000)) = 9 level saja.</w:t>
+      </w:r>
+    </w:p>
+    <w:p>
+      <w:pPr>
+        <w:pStyle w:val="ListParagraph"/>
+        <w:numPr>
+          <w:ilvl w:val="0"/>
+          <w:numId w:val="10"/>
+        </w:numPr>
+        <w:spacing w:after="0"/>
+        <w:jc w:val="both"/>
+        <w:rPr>
+          <w:rFonts w:ascii="Roboto" w:hAnsi="Roboto"/>
+          <w:b/>
+          <w:bCs/>
+        </w:rPr>
+      </w:pPr>
+      <w:r>
+        <w:rPr>
+          <w:rFonts w:ascii="Roboto" w:hAnsi="Roboto"/>
+          <w:b/>
+          <w:bCs/>
+        </w:rPr>
+        <w:t>Operasi upheap dan downheap berbanding lurus dengan tinggi:</w:t>
+      </w:r>
+    </w:p>
+    <w:p>
+      <w:pPr>
+        <w:pStyle w:val="ListParagraph"/>
+        <w:numPr>
+          <w:ilvl w:val="0"/>
+          <w:numId w:val="12"/>
+        </w:numPr>
+        <w:spacing w:after="0"/>
+        <w:jc w:val="both"/>
+        <w:rPr>
+          <w:rFonts w:ascii="Roboto" w:hAnsi="Roboto"/>
+        </w:rPr>
+      </w:pPr>
+      <w:r>
+        <w:rPr>
+          <w:rFonts w:ascii="Roboto" w:hAnsi="Roboto"/>
+        </w:rPr>
+        <w:t>Upheap (saat insert): naik dari leaf ke root, paling banyak</w:t>
+      </w:r>
+      <w:r>
+        <w:rPr>
+          <w:rFonts w:ascii="Roboto" w:hAnsi="Roboto"/>
+        </w:rPr>
+        <w:t xml:space="preserve"> </w:t>
+      </w:r>
+      <w:r>
+        <w:rPr>
+          <w:rFonts w:ascii="Roboto" w:hAnsi="Roboto"/>
+        </w:rPr>
+        <w:t>melewati h level (h = tinggi heap).</w:t>
+      </w:r>
+    </w:p>
+    <w:p>
+      <w:pPr>
+        <w:pStyle w:val="ListParagraph"/>
+        <w:numPr>
+          <w:ilvl w:val="0"/>
+          <w:numId w:val="12"/>
+        </w:numPr>
+        <w:spacing w:after="0"/>
+        <w:jc w:val="both"/>
+        <w:rPr>
+          <w:rFonts w:ascii="Roboto" w:hAnsi="Roboto"/>
+        </w:rPr>
+      </w:pPr>
+      <w:r>
+        <w:rPr>
+          <w:rFonts w:ascii="Roboto" w:hAnsi="Roboto"/>
+        </w:rPr>
+        <w:t>Downheap (saat remove_min): turun dari root ke leaf, paling</w:t>
+      </w:r>
+      <w:r>
+        <w:rPr>
+          <w:rFonts w:ascii="Roboto" w:hAnsi="Roboto"/>
+        </w:rPr>
+        <w:t xml:space="preserve"> </w:t>
+      </w:r>
+      <w:r>
+        <w:rPr>
+          <w:rFonts w:ascii="Roboto" w:hAnsi="Roboto"/>
+        </w:rPr>
+        <w:t>banyak melewati h level.</w:t>
+      </w:r>
+    </w:p>
+    <w:p>
+      <w:pPr>
+        <w:pStyle w:val="ListParagraph"/>
+        <w:spacing w:after="0"/>
+        <w:jc w:val="both"/>
+        <w:rPr>
+          <w:rFonts w:ascii="Roboto" w:hAnsi="Roboto"/>
+        </w:rPr>
+      </w:pPr>
+      <w:r>
+        <w:rPr>
+          <w:rFonts w:ascii="Roboto" w:hAnsi="Roboto"/>
+        </w:rPr>
+        <w:lastRenderedPageBreak/>
+        <w:t xml:space="preserve">      Jadi, semakin tinggi heap, semakin banyak perbandingan dan</w:t>
+      </w:r>
+      <w:r>
+        <w:rPr>
+          <w:rFonts w:ascii="Roboto" w:hAnsi="Roboto"/>
+        </w:rPr>
+        <w:t xml:space="preserve"> </w:t>
+      </w:r>
+      <w:r>
+        <w:rPr>
+          <w:rFonts w:ascii="Roboto" w:hAnsi="Roboto"/>
+        </w:rPr>
+        <w:t>swap yang dilakukan per operasi.</w:t>
+      </w:r>
+    </w:p>
+    <w:p>
+      <w:pPr>
+        <w:pStyle w:val="ListParagraph"/>
+        <w:numPr>
+          <w:ilvl w:val="0"/>
+          <w:numId w:val="10"/>
+        </w:numPr>
+        <w:spacing w:after="0"/>
+        <w:jc w:val="both"/>
+        <w:rPr>
+          <w:rFonts w:ascii="Roboto" w:hAnsi="Roboto"/>
+          <w:b/>
+          <w:bCs/>
+        </w:rPr>
+      </w:pPr>
+      <w:r>
+        <w:rPr>
+          <w:rFonts w:ascii="Roboto" w:hAnsi="Roboto"/>
+          <w:b/>
+          <w:bCs/>
+        </w:rPr>
+        <w:t>Karena h = O(log n), maka:</w:t>
+      </w:r>
+    </w:p>
+    <w:p>
+      <w:pPr>
+        <w:pStyle w:val="ListParagraph"/>
+        <w:numPr>
+          <w:ilvl w:val="0"/>
+          <w:numId w:val="14"/>
+        </w:numPr>
+        <w:spacing w:after="0"/>
+        <w:jc w:val="both"/>
+        <w:rPr>
+          <w:rFonts w:ascii="Roboto" w:hAnsi="Roboto"/>
+        </w:rPr>
+      </w:pPr>
+      <w:r>
+        <w:rPr>
+          <w:rFonts w:ascii="Roboto" w:hAnsi="Roboto"/>
+        </w:rPr>
+        <w:t>Walaupun jumlah elemen bertambah secara eksponensial,</w:t>
+      </w:r>
+      <w:r>
+        <w:rPr>
+          <w:rFonts w:ascii="Roboto" w:hAnsi="Roboto"/>
+        </w:rPr>
+        <w:t xml:space="preserve"> </w:t>
+      </w:r>
+      <w:r>
+        <w:rPr>
+          <w:rFonts w:ascii="Roboto" w:hAnsi="Roboto"/>
+        </w:rPr>
+        <w:t>tinggi heap hanya bertambah secara linear.</w:t>
+      </w:r>
+    </w:p>
+    <w:p>
+      <w:pPr>
+        <w:pStyle w:val="ListParagraph"/>
+        <w:numPr>
+          <w:ilvl w:val="0"/>
+          <w:numId w:val="14"/>
+        </w:numPr>
+        <w:spacing w:after="0"/>
+        <w:jc w:val="both"/>
+        <w:rPr>
+          <w:rFonts w:ascii="Roboto" w:hAnsi="Roboto"/>
+        </w:rPr>
+      </w:pPr>
+      <w:r>
+        <w:rPr>
+          <w:rFonts w:ascii="Roboto" w:hAnsi="Roboto"/>
+        </w:rPr>
+        <w:t>Misal: dari 1.000 ke 1.000.000 elemen, tinggi hanya naik</w:t>
+      </w:r>
+      <w:r>
+        <w:rPr>
+          <w:rFonts w:ascii="Roboto" w:hAnsi="Roboto"/>
+        </w:rPr>
+        <w:t xml:space="preserve"> </w:t>
+      </w:r>
+      <w:r>
+        <w:rPr>
+          <w:rFonts w:ascii="Roboto" w:hAnsi="Roboto"/>
+        </w:rPr>
+        <w:t>dari ~10 ke ~20. Ini berarti performa hanya turun sedikit.</w:t>
+      </w:r>
+    </w:p>
+    <w:p>
+      <w:pPr>
+        <w:pStyle w:val="ListParagraph"/>
+        <w:numPr>
+          <w:ilvl w:val="0"/>
+          <w:numId w:val="10"/>
+        </w:numPr>
+        <w:spacing w:after="0"/>
+        <w:jc w:val="both"/>
+        <w:rPr>
+          <w:rFonts w:ascii="Roboto" w:hAnsi="Roboto"/>
+          <w:b/>
+          <w:bCs/>
+        </w:rPr>
+      </w:pPr>
+      <w:r>
+        <w:rPr>
+          <w:rFonts w:ascii="Roboto" w:hAnsi="Roboto"/>
+          <w:b/>
+          <w:bCs/>
+        </w:rPr>
+        <w:t>Perbandingan dengan struktur lain:</w:t>
+      </w:r>
+    </w:p>
+    <w:p>
+      <w:pPr>
+        <w:pStyle w:val="ListParagraph"/>
+        <w:numPr>
+          <w:ilvl w:val="0"/>
+          <w:numId w:val="16"/>
+        </w:numPr>
+        <w:spacing w:after="0"/>
+        <w:jc w:val="both"/>
+        <w:rPr>
+          <w:rFonts w:ascii="Roboto" w:hAnsi="Roboto"/>
+        </w:rPr>
+      </w:pPr>
+      <w:r>
+        <w:rPr>
+          <w:rFonts w:ascii="Roboto" w:hAnsi="Roboto"/>
+        </w:rPr>
+        <w:t>Array tidak terurut: tidak bergantung pada tinggi, tapi</w:t>
+      </w:r>
+      <w:r>
+        <w:rPr>
+          <w:rFonts w:ascii="Roboto" w:hAnsi="Roboto"/>
+        </w:rPr>
+        <w:t xml:space="preserve"> </w:t>
+      </w:r>
+      <w:r>
+        <w:rPr>
+          <w:rFonts w:ascii="Roboto" w:hAnsi="Roboto"/>
+        </w:rPr>
+        <w:t>search membutuhkan O(n).</w:t>
+      </w:r>
+    </w:p>
+    <w:p>
+      <w:pPr>
+        <w:pStyle w:val="ListParagraph"/>
+        <w:numPr>
+          <w:ilvl w:val="0"/>
+          <w:numId w:val="16"/>
+        </w:numPr>
+        <w:spacing w:after="0"/>
+        <w:jc w:val="both"/>
+        <w:rPr>
+          <w:rFonts w:ascii="Roboto" w:hAnsi="Roboto"/>
+        </w:rPr>
+      </w:pPr>
+      <w:r>
+        <w:rPr>
+          <w:rFonts w:ascii="Roboto" w:hAnsi="Roboto"/>
+        </w:rPr>
+        <w:t>BST yang tidak balanced: tingginya bisa O(n) pada kasus</w:t>
+      </w:r>
+      <w:r>
+        <w:rPr>
+          <w:rFonts w:ascii="Roboto" w:hAnsi="Roboto"/>
+        </w:rPr>
+        <w:t xml:space="preserve"> </w:t>
+      </w:r>
+      <w:r>
+        <w:rPr>
+          <w:rFonts w:ascii="Roboto" w:hAnsi="Roboto"/>
+        </w:rPr>
+        <w:t>terburuk, membuat operasi jadi O(n).</w:t>
+      </w:r>
+    </w:p>
+    <w:p>
+      <w:pPr>
+        <w:pStyle w:val="ListParagraph"/>
+        <w:numPr>
+          <w:ilvl w:val="0"/>
+          <w:numId w:val="16"/>
+        </w:numPr>
+        <w:spacing w:after="0"/>
+        <w:jc w:val="both"/>
+        <w:rPr>
+          <w:rFonts w:ascii="Roboto" w:hAnsi="Roboto"/>
+        </w:rPr>
+      </w:pPr>
+      <w:r>
+        <w:rPr>
+          <w:rFonts w:ascii="Roboto" w:hAnsi="Roboto"/>
+        </w:rPr>
+        <w:t>Binary heap: tingginya selalu O(log n) karena sifat</w:t>
+      </w:r>
+      <w:r>
+        <w:rPr>
+          <w:rFonts w:ascii="Roboto" w:hAnsi="Roboto"/>
+        </w:rPr>
+        <w:t xml:space="preserve"> </w:t>
+      </w:r>
+      <w:r>
+        <w:rPr>
+          <w:rFonts w:ascii="Roboto" w:hAnsi="Roboto"/>
+        </w:rPr>
+        <w:t>complete tree, sehingga performanya terjamin.</w:t>
+      </w:r>
+    </w:p>
+    <w:p>
+      <w:pPr>
+        <w:pStyle w:val="ListParagraph"/>
+        <w:numPr>
+          <w:ilvl w:val="0"/>
+          <w:numId w:val="3"/>
+        </w:numPr>
+        <w:spacing w:after="0"/>
+        <w:jc w:val="both"/>
+        <w:rPr>
+          <w:rFonts w:ascii="Roboto" w:hAnsi="Roboto"/>
+          <w:b/>
+          <w:bCs/>
+          <w:sz w:val="24"/>
+          <w:szCs w:val="24"/>
+        </w:rPr>
+      </w:pPr>
+      <w:r>
+        <w:rPr>
+          <w:rFonts w:ascii="Roboto" w:hAnsi="Roboto"/>
+          <w:b/>
+          <w:bCs/>
+          <w:sz w:val="24"/>
+          <w:szCs w:val="24"/>
+        </w:rPr>
+        <w:t>Is the total running time of the simulator influenced more by the</w:t>
+      </w:r>
+      <w:r>
+        <w:rPr>
+          <w:rFonts w:ascii="Roboto" w:hAnsi="Roboto"/>
+          <w:b/>
+          <w:bCs/>
+          <w:sz w:val="24"/>
+          <w:szCs w:val="24"/>
+        </w:rPr>
+        <w:t xml:space="preserve"> </w:t>
+      </w:r>
+      <w:r>
+        <w:rPr>
+          <w:rFonts w:ascii="Roboto" w:hAnsi="Roboto"/>
+          <w:b/>
+          <w:bCs/>
+          <w:sz w:val="24"/>
+          <w:szCs w:val="24"/>
+        </w:rPr>
+        <w:t>number of jobs or by the number of time slices? Explain.</w:t>
+      </w:r>
+    </w:p>
+    <w:p>
+      <w:pPr>
+        <w:pStyle w:val="ListParagraph"/>
+        <w:spacing w:after="0"/>
+        <w:jc w:val="both"/>
+        <w:rPr>
+          <w:rFonts w:ascii="Roboto" w:hAnsi="Roboto"/>
+        </w:rPr>
+      </w:pPr>
+      <w:r>
+        <w:rPr>
+          <w:rFonts w:ascii="Roboto" w:hAnsi="Roboto"/>
+        </w:rPr>
+        <w:t>Total running time simulator dipengaruhi oleh KEDUANYA, tetapi</w:t>
+      </w:r>
+      <w:r>
+        <w:rPr>
+          <w:rFonts w:ascii="Roboto" w:hAnsi="Roboto"/>
+        </w:rPr>
+        <w:t xml:space="preserve"> </w:t>
+      </w:r>
+      <w:r>
+        <w:rPr>
+          <w:rFonts w:ascii="Roboto" w:hAnsi="Roboto"/>
+        </w:rPr>
+        <w:t>dengan cara yang berbeda:</w:t>
+      </w:r>
+    </w:p>
+    <w:p>
+      <w:pPr>
+        <w:pStyle w:val="ListParagraph"/>
+        <w:numPr>
+          <w:ilvl w:val="0"/>
+          <w:numId w:val="17"/>
+        </w:numPr>
+        <w:spacing w:after="0"/>
+        <w:jc w:val="both"/>
+        <w:rPr>
+          <w:rFonts w:ascii="Roboto" w:hAnsi="Roboto"/>
+          <w:b/>
+          <w:bCs/>
+        </w:rPr>
+      </w:pPr>
+      <w:r>
+        <w:rPr>
+          <w:rFonts w:ascii="Roboto" w:hAnsi="Roboto"/>
+          <w:b/>
+          <w:bCs/>
+        </w:rPr>
+        <w:t>Pengaruh jumlah TIME SLICES (T):</w:t>
+      </w:r>
+    </w:p>
+    <w:p>
+      <w:pPr>
+        <w:pStyle w:val="ListParagraph"/>
+        <w:numPr>
+          <w:ilvl w:val="0"/>
+          <w:numId w:val="19"/>
+        </w:numPr>
+        <w:spacing w:after="0"/>
+        <w:jc w:val="both"/>
+        <w:rPr>
+          <w:rFonts w:ascii="Roboto" w:hAnsi="Roboto"/>
+        </w:rPr>
+      </w:pPr>
+      <w:r>
+        <w:rPr>
+          <w:rFonts w:ascii="Roboto" w:hAnsi="Roboto"/>
+        </w:rPr>
+        <w:t>Loop utama simulator berjalan sebanyak T iterasi.</w:t>
+      </w:r>
+    </w:p>
+    <w:p>
+      <w:pPr>
+        <w:pStyle w:val="ListParagraph"/>
+        <w:numPr>
+          <w:ilvl w:val="0"/>
+          <w:numId w:val="19"/>
+        </w:numPr>
+        <w:spacing w:after="0"/>
+        <w:jc w:val="both"/>
+        <w:rPr>
+          <w:rFonts w:ascii="Roboto" w:hAnsi="Roboto"/>
+        </w:rPr>
+      </w:pPr>
+      <w:r>
+        <w:rPr>
+          <w:rFonts w:ascii="Roboto" w:hAnsi="Roboto"/>
+        </w:rPr>
+        <w:t>Setiap iterasi memproses 1 time slice (parsing command,</w:t>
+      </w:r>
+      <w:r>
+        <w:rPr>
+          <w:rFonts w:ascii="Roboto" w:hAnsi="Roboto"/>
+        </w:rPr>
+        <w:t xml:space="preserve"> </w:t>
+      </w:r>
+      <w:r>
+        <w:rPr>
+          <w:rFonts w:ascii="Roboto" w:hAnsi="Roboto"/>
+        </w:rPr>
+        <w:t>menjalankan CPU, mencatat output).</w:t>
+      </w:r>
+    </w:p>
+    <w:p>
+      <w:pPr>
+        <w:pStyle w:val="ListParagraph"/>
+        <w:numPr>
+          <w:ilvl w:val="0"/>
+          <w:numId w:val="19"/>
+        </w:numPr>
+        <w:spacing w:after="0"/>
+        <w:jc w:val="both"/>
+        <w:rPr>
+          <w:rFonts w:ascii="Roboto" w:hAnsi="Roboto"/>
+        </w:rPr>
+      </w:pPr>
+      <w:r>
+        <w:rPr>
+          <w:rFonts w:ascii="Roboto" w:hAnsi="Roboto"/>
+        </w:rPr>
+        <w:t>Jadi T langsung menentukan berapa kali loop berjalan.</w:t>
+      </w:r>
+    </w:p>
+    <w:p>
+      <w:pPr>
+        <w:pStyle w:val="ListParagraph"/>
+        <w:numPr>
+          <w:ilvl w:val="0"/>
+          <w:numId w:val="19"/>
+        </w:numPr>
+        <w:spacing w:after="0"/>
+        <w:jc w:val="both"/>
+        <w:rPr>
+          <w:rFonts w:ascii="Roboto" w:hAnsi="Roboto"/>
+        </w:rPr>
+      </w:pPr>
+      <w:r>
+        <w:rPr>
+          <w:rFonts w:ascii="Roboto" w:hAnsi="Roboto"/>
+        </w:rPr>
+        <w:t>Kompleksitas minimal: O(T).</w:t>
+      </w:r>
+    </w:p>
+    <w:p>
+      <w:pPr>
+        <w:pStyle w:val="ListParagraph"/>
+        <w:numPr>
+          <w:ilvl w:val="0"/>
+          <w:numId w:val="17"/>
+        </w:numPr>
+        <w:spacing w:after="0"/>
+        <w:jc w:val="both"/>
+        <w:rPr>
+          <w:rFonts w:ascii="Roboto" w:hAnsi="Roboto"/>
+          <w:b/>
+          <w:bCs/>
+        </w:rPr>
+      </w:pPr>
+      <w:r>
+        <w:rPr>
+          <w:rFonts w:ascii="Roboto" w:hAnsi="Roboto"/>
+          <w:b/>
+          <w:bCs/>
+        </w:rPr>
+        <w:t>Pengaruh jumlah JOBS (J):</w:t>
+      </w:r>
+    </w:p>
+    <w:p>
+      <w:pPr>
+        <w:pStyle w:val="ListParagraph"/>
+        <w:numPr>
+          <w:ilvl w:val="0"/>
+          <w:numId w:val="21"/>
+        </w:numPr>
+        <w:spacing w:after="0"/>
+        <w:jc w:val="both"/>
+        <w:rPr>
+          <w:rFonts w:ascii="Roboto" w:hAnsi="Roboto"/>
+        </w:rPr>
+      </w:pPr>
+      <w:r>
+        <w:rPr>
+          <w:rFonts w:ascii="Roboto" w:hAnsi="Roboto"/>
+        </w:rPr>
+        <w:t>Setiap job yang ditambahkan memerlukan operasi insert ke</w:t>
+      </w:r>
+      <w:r>
+        <w:rPr>
+          <w:rFonts w:ascii="Roboto" w:hAnsi="Roboto"/>
+        </w:rPr>
+        <w:t xml:space="preserve"> </w:t>
+      </w:r>
+      <w:r>
+        <w:rPr>
+          <w:rFonts w:ascii="Roboto" w:hAnsi="Roboto"/>
+        </w:rPr>
+        <w:t>heap = O(log J).</w:t>
+      </w:r>
+    </w:p>
+    <w:p>
+      <w:pPr>
+        <w:pStyle w:val="ListParagraph"/>
+        <w:numPr>
+          <w:ilvl w:val="0"/>
+          <w:numId w:val="21"/>
+        </w:numPr>
+        <w:spacing w:after="0"/>
+        <w:jc w:val="both"/>
+        <w:rPr>
+          <w:rFonts w:ascii="Roboto" w:hAnsi="Roboto"/>
+        </w:rPr>
+      </w:pPr>
+      <w:r>
+        <w:rPr>
+          <w:rFonts w:ascii="Roboto" w:hAnsi="Roboto"/>
+        </w:rPr>
+        <w:t>Setiap kali CPU mengambil job baru, diperlukan extract_min</w:t>
+      </w:r>
+      <w:r>
+        <w:rPr>
+          <w:rFonts w:ascii="Roboto" w:hAnsi="Roboto"/>
+        </w:rPr>
+        <w:t xml:space="preserve"> </w:t>
+      </w:r>
+      <w:r>
+        <w:rPr>
+          <w:rFonts w:ascii="Roboto" w:hAnsi="Roboto"/>
+        </w:rPr>
+        <w:t>dari heap = O(log J).</w:t>
+      </w:r>
+    </w:p>
+    <w:p>
+      <w:pPr>
+        <w:pStyle w:val="ListParagraph"/>
+        <w:numPr>
+          <w:ilvl w:val="0"/>
+          <w:numId w:val="21"/>
+        </w:numPr>
+        <w:spacing w:after="0"/>
+        <w:jc w:val="both"/>
+        <w:rPr>
+          <w:rFonts w:ascii="Roboto" w:hAnsi="Roboto"/>
+        </w:rPr>
+      </w:pPr>
+      <w:r>
+        <w:rPr>
+          <w:rFonts w:ascii="Roboto" w:hAnsi="Roboto"/>
+        </w:rPr>
+        <w:t>Total ada J insert dan J extract_min = O(J log J).</w:t>
+      </w:r>
+    </w:p>
+    <w:p>
+      <w:pPr>
+        <w:pStyle w:val="ListParagraph"/>
+        <w:numPr>
+          <w:ilvl w:val="0"/>
+          <w:numId w:val="17"/>
+        </w:numPr>
+        <w:spacing w:after="0"/>
+        <w:jc w:val="both"/>
+        <w:rPr>
+          <w:rFonts w:ascii="Roboto" w:hAnsi="Roboto"/>
+          <w:b/>
+          <w:bCs/>
+        </w:rPr>
+      </w:pPr>
+      <w:r>
+        <w:rPr>
+          <w:rFonts w:ascii="Roboto" w:hAnsi="Roboto"/>
+          <w:b/>
+          <w:bCs/>
+        </w:rPr>
+        <w:t>Total running time keseluruhan:</w:t>
+      </w:r>
+    </w:p>
+    <w:p>
+      <w:pPr>
+        <w:pStyle w:val="ListParagraph"/>
+        <w:numPr>
+          <w:ilvl w:val="0"/>
+          <w:numId w:val="23"/>
+        </w:numPr>
+        <w:spacing w:after="0"/>
+        <w:jc w:val="both"/>
+        <w:rPr>
+          <w:rFonts w:ascii="Roboto" w:hAnsi="Roboto"/>
+        </w:rPr>
+      </w:pPr>
+      <w:r>
+        <w:rPr>
+          <w:rFonts w:ascii="Roboto" w:hAnsi="Roboto"/>
+        </w:rPr>
+        <w:t>O(T + J log J)</w:t>
+      </w:r>
+    </w:p>
+    <w:p>
+      <w:pPr>
+        <w:pStyle w:val="ListParagraph"/>
+        <w:numPr>
+          <w:ilvl w:val="0"/>
+          <w:numId w:val="23"/>
+        </w:numPr>
+        <w:spacing w:after="0"/>
+        <w:jc w:val="both"/>
+        <w:rPr>
+          <w:rFonts w:ascii="Roboto" w:hAnsi="Roboto"/>
+        </w:rPr>
+      </w:pPr>
+      <w:r>
+        <w:rPr>
+          <w:rFonts w:ascii="Roboto" w:hAnsi="Roboto"/>
+        </w:rPr>
+        <w:t>JIKA jumlah job sedikit tapi time slice panjang (misal:</w:t>
+      </w:r>
+      <w:r>
+        <w:rPr>
+          <w:rFonts w:ascii="Roboto" w:hAnsi="Roboto"/>
+        </w:rPr>
+        <w:t xml:space="preserve"> </w:t>
+      </w:r>
+      <w:r>
+        <w:rPr>
+          <w:rFonts w:ascii="Roboto" w:hAnsi="Roboto"/>
+        </w:rPr>
+        <w:t>1 job dengan length 100), maka T mendominasi = O(T).</w:t>
+      </w:r>
+    </w:p>
+    <w:p>
+      <w:pPr>
+        <w:pStyle w:val="ListParagraph"/>
+        <w:numPr>
+          <w:ilvl w:val="0"/>
+          <w:numId w:val="23"/>
+        </w:numPr>
+        <w:spacing w:after="0"/>
+        <w:jc w:val="both"/>
+        <w:rPr>
+          <w:rFonts w:ascii="Roboto" w:hAnsi="Roboto"/>
+        </w:rPr>
+      </w:pPr>
+      <w:r>
+        <w:rPr>
+          <w:rFonts w:ascii="Roboto" w:hAnsi="Roboto"/>
+        </w:rPr>
+        <w:t>JIKA jumlah job banyak tapi masing-masing pendek (misal:</w:t>
+      </w:r>
+      <w:r>
+        <w:rPr>
+          <w:rFonts w:ascii="Roboto" w:hAnsi="Roboto"/>
+        </w:rPr>
+        <w:t xml:space="preserve"> </w:t>
+      </w:r>
+      <w:r>
+        <w:rPr>
+          <w:rFonts w:ascii="Roboto" w:hAnsi="Roboto"/>
+        </w:rPr>
+        <w:t>1000 job masing-masing length 1), maka J log J mendominasi.</w:t>
+      </w:r>
+    </w:p>
+    <w:p>
+      <w:pPr>
+        <w:pStyle w:val="ListParagraph"/>
+        <w:numPr>
+          <w:ilvl w:val="0"/>
+          <w:numId w:val="17"/>
+        </w:numPr>
+        <w:spacing w:after="0"/>
+        <w:jc w:val="both"/>
+        <w:rPr>
+          <w:rFonts w:ascii="Roboto" w:hAnsi="Roboto"/>
+          <w:b/>
+          <w:bCs/>
+        </w:rPr>
+      </w:pPr>
+      <w:r>
+        <w:rPr>
+          <w:rFonts w:ascii="Roboto" w:hAnsi="Roboto"/>
+          <w:b/>
+          <w:bCs/>
+        </w:rPr>
+        <w:t>Kesimpulan:</w:t>
+      </w:r>
+    </w:p>
+    <w:p>
+      <w:pPr>
+        <w:pStyle w:val="ListParagraph"/>
+        <w:spacing w:after="0"/>
+        <w:jc w:val="both"/>
+        <w:rPr>
+          <w:rFonts w:ascii="Roboto" w:hAnsi="Roboto"/>
+        </w:rPr>
+      </w:pPr>
+      <w:r>
+        <w:rPr>
+          <w:rFonts w:ascii="Roboto" w:hAnsi="Roboto"/>
+        </w:rPr>
+        <w:t xml:space="preserve">      Dalam praktiknya, jumlah TIME SLICES biasanya lebih banyak</w:t>
+      </w:r>
+      <w:r>
+        <w:rPr>
+          <w:rFonts w:ascii="Roboto" w:hAnsi="Roboto"/>
+        </w:rPr>
+        <w:t xml:space="preserve"> </w:t>
+      </w:r>
+      <w:r>
+        <w:rPr>
+          <w:rFonts w:ascii="Roboto" w:hAnsi="Roboto"/>
+        </w:rPr>
+        <w:t>karena T &gt;= total length semua job (setiap job butuh minimal</w:t>
+      </w:r>
+      <w:r>
+        <w:rPr>
+          <w:rFonts w:ascii="Roboto" w:hAnsi="Roboto"/>
+        </w:rPr>
+        <w:t xml:space="preserve"> </w:t>
+      </w:r>
+      <w:r>
+        <w:rPr>
+          <w:rFonts w:ascii="Roboto" w:hAnsi="Roboto"/>
+        </w:rPr>
+        <w:t>1 slice untuk berjalan). Namun, operasi HEAP yang bergantung</w:t>
+      </w:r>
+      <w:r>
+        <w:rPr>
+          <w:rFonts w:ascii="Roboto" w:hAnsi="Roboto"/>
+        </w:rPr>
+        <w:t xml:space="preserve"> </w:t>
+      </w:r>
+      <w:r>
+        <w:rPr>
+          <w:rFonts w:ascii="Roboto" w:hAnsi="Roboto"/>
+        </w:rPr>
+        <w:t>pada jumlah job (J) adalah yang paling mahal per operasinya (O(log J) vs O(1) per slice). Jadi:</w:t>
+      </w:r>
+    </w:p>
+    <w:p>
+      <w:pPr>
+        <w:pStyle w:val="ListParagraph"/>
+        <w:numPr>
+          <w:ilvl w:val="0"/>
+          <w:numId w:val="27"/>
+        </w:numPr>
+        <w:spacing w:after="0"/>
+        <w:jc w:val="both"/>
+        <w:rPr>
+          <w:rFonts w:ascii="Roboto" w:hAnsi="Roboto"/>
+        </w:rPr>
+      </w:pPr>
+      <w:r>
+        <w:rPr>
+          <w:rFonts w:ascii="Roboto" w:hAnsi="Roboto"/>
+        </w:rPr>
+        <w:t>Jika J kecil: T mendominasi (loop per slice).</w:t>
+      </w:r>
+    </w:p>
+    <w:p>
+      <w:pPr>
+        <w:pStyle w:val="ListParagraph"/>
+        <w:numPr>
+          <w:ilvl w:val="0"/>
+          <w:numId w:val="27"/>
+        </w:numPr>
+        <w:spacing w:after="0"/>
+        <w:jc w:val="both"/>
+        <w:rPr>
+          <w:rFonts w:ascii="Roboto" w:hAnsi="Roboto"/>
+        </w:rPr>
+      </w:pPr>
+      <w:r>
+        <w:rPr>
+          <w:rFonts w:ascii="Roboto" w:hAnsi="Roboto"/>
+        </w:rPr>
+        <w:t>Jika J besar: J log J mendominasi (operasi heap).</w:t>
+      </w:r>
+    </w:p>
+    <w:p>
+      <w:pPr>
+        <w:pStyle w:val="ListParagraph"/>
+        <w:spacing w:after="0"/>
+        <w:jc w:val="both"/>
+        <w:rPr>
+          <w:rFonts w:ascii="Roboto" w:hAnsi="Roboto"/>
+        </w:rPr>
+      </w:pPr>
+      <w:r>
+        <w:rPr>
+          <w:rFonts w:ascii="Roboto" w:hAnsi="Roboto"/>
+        </w:rPr>
+        <w:t xml:space="preserve">      Secara keseluruhan, keduanya berkontribusi dan total</w:t>
+      </w:r>
+      <w:r>
+        <w:rPr>
+          <w:rFonts w:ascii="Roboto" w:hAnsi="Roboto"/>
+        </w:rPr>
+        <w:t xml:space="preserve"> </w:t>
+      </w:r>
+      <w:r>
+        <w:rPr>
+          <w:rFonts w:ascii="Roboto" w:hAnsi="Roboto"/>
+        </w:rPr>
+        <w:t>complexity = O(T + J log J).</w:t>
       </w:r>
     </w:p>
     <w:p>
@@ -1163,6 +2627,119 @@
 <file path=word/numbering.xml><?xml version="1.0" encoding="utf-8"?>
 <w:numbering xmlns:wpc="http://schemas.microsoft.com/office/word/2010/wordprocessingCanvas" xmlns:cx="http://schemas.microsoft.com/office/drawing/2014/chartex" xmlns:cx1="http://schemas.microsoft.com/office/drawing/2015/9/8/chartex" xmlns:cx2="http://schemas.microsoft.com/office/drawing/2015/10/21/chartex" xmlns:cx3="http://schemas.microsoft.com/office/drawing/2016/5/9/chartex" xmlns:cx4="http://schemas.microsoft.com/office/drawing/2016/5/10/chartex" xmlns:cx5="http://schemas.microsoft.com/office/drawing/2016/5/11/chartex" xmlns:cx6="http://schemas.microsoft.com/office/drawing/2016/5/12/chartex" xmlns:cx7="http://schemas.microsoft.com/office/drawing/2016/5/13/chartex" xmlns:cx8="http://schemas.microsoft.com/office/drawing/2016/5/14/chartex" xmlns:mc="http://schemas.openxmlformats.org/markup-compatibility/2006" xmlns:aink="http://schemas.microsoft.com/office/drawing/2016/ink" xmlns:am3d="http://schemas.microsoft.com/office/drawing/2017/model3d" xmlns:o="urn:schemas-microsoft-com:office:office" xmlns:r="http://schemas.openxmlformats.org/officeDocument/2006/relationships" xmlns:m="http://schemas.openxmlformats.org/officeDocument/2006/math" xmlns:v="urn:schemas-microsoft-com:vml" xmlns:wp14="http://schemas.microsoft.com/office/word/2010/wordprocessingDrawing" xmlns:wp="http://schemas.openxmlformats.org/drawingml/2006/wordprocessingDrawing" xmlns:w10="urn:schemas-microsoft-com:office:word" xmlns:w="http://schemas.openxmlformats.org/wordprocessingml/2006/main" xmlns:w14="http://schemas.microsoft.com/office/word/2010/wordml" xmlns:w15="http://schemas.microsoft.com/office/word/2012/wordml" xmlns:w16cex="http://schemas.microsoft.com/office/word/2018/wordml/cex" xmlns:w16cid="http://schemas.microsoft.com/office/word/2016/wordml/cid" xmlns:w16="http://schemas.microsoft.com/office/word/2018/wordml" xmlns:w16sdtdh="http://schemas.microsoft.com/office/word/2020/wordml/sdtdatahash" xmlns:w16se="http://schemas.microsoft.com/office/word/2015/wordml/symex" xmlns:wpg="http://schemas.microsoft.com/office/word/2010/wordprocessingGroup" xmlns:wpi="http://schemas.microsoft.com/office/word/2010/wordprocessingInk" xmlns:wne="http://schemas.microsoft.com/office/word/2006/wordml" xmlns:wps="http://schemas.microsoft.com/office/word/2010/wordprocessingShape" mc:Ignorable="w14 w15 w16se w16cid w16 w16cex w16sdtdh wp14">
   <w:abstractNum w:abstractNumId="0" w15:restartNumberingAfterBreak="0">
+    <w:nsid w:val="01373780"/>
+    <w:multiLevelType w:val="hybridMultilevel"/>
+    <w:tmpl w:val="AE207588"/>
+    <w:lvl w:ilvl="0" w:tplc="38090003">
+      <w:start w:val="1"/>
+      <w:numFmt w:val="bullet"/>
+      <w:lvlText w:val="o"/>
+      <w:lvlJc w:val="left"/>
+      <w:pPr>
+        <w:ind w:left="1716" w:hanging="360"/>
+      </w:pPr>
+      <w:rPr>
+        <w:rFonts w:ascii="Courier New" w:hAnsi="Courier New" w:cs="Courier New" w:hint="default"/>
+      </w:rPr>
+    </w:lvl>
+    <w:lvl w:ilvl="1" w:tplc="38090003" w:tentative="1">
+      <w:start w:val="1"/>
+      <w:numFmt w:val="bullet"/>
+      <w:lvlText w:val="o"/>
+      <w:lvlJc w:val="left"/>
+      <w:pPr>
+        <w:ind w:left="2436" w:hanging="360"/>
+      </w:pPr>
+      <w:rPr>
+        <w:rFonts w:ascii="Courier New" w:hAnsi="Courier New" w:cs="Courier New" w:hint="default"/>
+      </w:rPr>
+    </w:lvl>
+    <w:lvl w:ilvl="2" w:tplc="38090005" w:tentative="1">
+      <w:start w:val="1"/>
+      <w:numFmt w:val="bullet"/>
+      <w:lvlText w:val=""/>
+      <w:lvlJc w:val="left"/>
+      <w:pPr>
+        <w:ind w:left="3156" w:hanging="360"/>
+      </w:pPr>
+      <w:rPr>
+        <w:rFonts w:ascii="Wingdings" w:hAnsi="Wingdings" w:hint="default"/>
+      </w:rPr>
+    </w:lvl>
+    <w:lvl w:ilvl="3" w:tplc="38090001" w:tentative="1">
+      <w:start w:val="1"/>
+      <w:numFmt w:val="bullet"/>
+      <w:lvlText w:val=""/>
+      <w:lvlJc w:val="left"/>
+      <w:pPr>
+        <w:ind w:left="3876" w:hanging="360"/>
+      </w:pPr>
+      <w:rPr>
+        <w:rFonts w:ascii="Symbol" w:hAnsi="Symbol" w:hint="default"/>
+      </w:rPr>
+    </w:lvl>
+    <w:lvl w:ilvl="4" w:tplc="38090003" w:tentative="1">
+      <w:start w:val="1"/>
+      <w:numFmt w:val="bullet"/>
+      <w:lvlText w:val="o"/>
+      <w:lvlJc w:val="left"/>
+      <w:pPr>
+        <w:ind w:left="4596" w:hanging="360"/>
+      </w:pPr>
+      <w:rPr>
+        <w:rFonts w:ascii="Courier New" w:hAnsi="Courier New" w:cs="Courier New" w:hint="default"/>
+      </w:rPr>
+    </w:lvl>
+    <w:lvl w:ilvl="5" w:tplc="38090005" w:tentative="1">
+      <w:start w:val="1"/>
+      <w:numFmt w:val="bullet"/>
+      <w:lvlText w:val=""/>
+      <w:lvlJc w:val="left"/>
+      <w:pPr>
+        <w:ind w:left="5316" w:hanging="360"/>
+      </w:pPr>
+      <w:rPr>
+        <w:rFonts w:ascii="Wingdings" w:hAnsi="Wingdings" w:hint="default"/>
+      </w:rPr>
+    </w:lvl>
+    <w:lvl w:ilvl="6" w:tplc="38090001" w:tentative="1">
+      <w:start w:val="1"/>
+      <w:numFmt w:val="bullet"/>
+      <w:lvlText w:val=""/>
+      <w:lvlJc w:val="left"/>
+      <w:pPr>
+        <w:ind w:left="6036" w:hanging="360"/>
+      </w:pPr>
+      <w:rPr>
+        <w:rFonts w:ascii="Symbol" w:hAnsi="Symbol" w:hint="default"/>
+      </w:rPr>
+    </w:lvl>
+    <w:lvl w:ilvl="7" w:tplc="38090003" w:tentative="1">
+      <w:start w:val="1"/>
+      <w:numFmt w:val="bullet"/>
+      <w:lvlText w:val="o"/>
+      <w:lvlJc w:val="left"/>
+      <w:pPr>
+        <w:ind w:left="6756" w:hanging="360"/>
+      </w:pPr>
+      <w:rPr>
+        <w:rFonts w:ascii="Courier New" w:hAnsi="Courier New" w:cs="Courier New" w:hint="default"/>
+      </w:rPr>
+    </w:lvl>
+    <w:lvl w:ilvl="8" w:tplc="38090005" w:tentative="1">
+      <w:start w:val="1"/>
+      <w:numFmt w:val="bullet"/>
+      <w:lvlText w:val=""/>
+      <w:lvlJc w:val="left"/>
+      <w:pPr>
+        <w:ind w:left="7476" w:hanging="360"/>
+      </w:pPr>
+      <w:rPr>
+        <w:rFonts w:ascii="Wingdings" w:hAnsi="Wingdings" w:hint="default"/>
+      </w:rPr>
+    </w:lvl>
+  </w:abstractNum>
+  <w:abstractNum w:abstractNumId="1" w15:restartNumberingAfterBreak="0">
     <w:nsid w:val="032F4C3B"/>
     <w:multiLevelType w:val="hybridMultilevel"/>
     <w:tmpl w:val="84FC3860"/>
@@ -1275,7 +2852,7 @@
       </w:rPr>
     </w:lvl>
   </w:abstractNum>
-  <w:abstractNum w:abstractNumId="1" w15:restartNumberingAfterBreak="0">
+  <w:abstractNum w:abstractNumId="2" w15:restartNumberingAfterBreak="0">
     <w:nsid w:val="10FF404A"/>
     <w:multiLevelType w:val="hybridMultilevel"/>
     <w:tmpl w:val="A27C01A0"/>
@@ -1361,10 +2938,236 @@
       </w:pPr>
     </w:lvl>
   </w:abstractNum>
-  <w:abstractNum w:abstractNumId="2" w15:restartNumberingAfterBreak="0">
+  <w:abstractNum w:abstractNumId="3" w15:restartNumberingAfterBreak="0">
+    <w:nsid w:val="12311E7F"/>
+    <w:multiLevelType w:val="hybridMultilevel"/>
+    <w:tmpl w:val="52142A1C"/>
+    <w:lvl w:ilvl="0" w:tplc="38090003">
+      <w:start w:val="1"/>
+      <w:numFmt w:val="bullet"/>
+      <w:lvlText w:val="o"/>
+      <w:lvlJc w:val="left"/>
+      <w:pPr>
+        <w:ind w:left="1764" w:hanging="360"/>
+      </w:pPr>
+      <w:rPr>
+        <w:rFonts w:ascii="Courier New" w:hAnsi="Courier New" w:cs="Courier New" w:hint="default"/>
+      </w:rPr>
+    </w:lvl>
+    <w:lvl w:ilvl="1" w:tplc="38090003" w:tentative="1">
+      <w:start w:val="1"/>
+      <w:numFmt w:val="bullet"/>
+      <w:lvlText w:val="o"/>
+      <w:lvlJc w:val="left"/>
+      <w:pPr>
+        <w:ind w:left="2484" w:hanging="360"/>
+      </w:pPr>
+      <w:rPr>
+        <w:rFonts w:ascii="Courier New" w:hAnsi="Courier New" w:cs="Courier New" w:hint="default"/>
+      </w:rPr>
+    </w:lvl>
+    <w:lvl w:ilvl="2" w:tplc="38090005" w:tentative="1">
+      <w:start w:val="1"/>
+      <w:numFmt w:val="bullet"/>
+      <w:lvlText w:val=""/>
+      <w:lvlJc w:val="left"/>
+      <w:pPr>
+        <w:ind w:left="3204" w:hanging="360"/>
+      </w:pPr>
+      <w:rPr>
+        <w:rFonts w:ascii="Wingdings" w:hAnsi="Wingdings" w:hint="default"/>
+      </w:rPr>
+    </w:lvl>
+    <w:lvl w:ilvl="3" w:tplc="38090001" w:tentative="1">
+      <w:start w:val="1"/>
+      <w:numFmt w:val="bullet"/>
+      <w:lvlText w:val=""/>
+      <w:lvlJc w:val="left"/>
+      <w:pPr>
+        <w:ind w:left="3924" w:hanging="360"/>
+      </w:pPr>
+      <w:rPr>
+        <w:rFonts w:ascii="Symbol" w:hAnsi="Symbol" w:hint="default"/>
+      </w:rPr>
+    </w:lvl>
+    <w:lvl w:ilvl="4" w:tplc="38090003" w:tentative="1">
+      <w:start w:val="1"/>
+      <w:numFmt w:val="bullet"/>
+      <w:lvlText w:val="o"/>
+      <w:lvlJc w:val="left"/>
+      <w:pPr>
+        <w:ind w:left="4644" w:hanging="360"/>
+      </w:pPr>
+      <w:rPr>
+        <w:rFonts w:ascii="Courier New" w:hAnsi="Courier New" w:cs="Courier New" w:hint="default"/>
+      </w:rPr>
+    </w:lvl>
+    <w:lvl w:ilvl="5" w:tplc="38090005" w:tentative="1">
+      <w:start w:val="1"/>
+      <w:numFmt w:val="bullet"/>
+      <w:lvlText w:val=""/>
+      <w:lvlJc w:val="left"/>
+      <w:pPr>
+        <w:ind w:left="5364" w:hanging="360"/>
+      </w:pPr>
+      <w:rPr>
+        <w:rFonts w:ascii="Wingdings" w:hAnsi="Wingdings" w:hint="default"/>
+      </w:rPr>
+    </w:lvl>
+    <w:lvl w:ilvl="6" w:tplc="38090001" w:tentative="1">
+      <w:start w:val="1"/>
+      <w:numFmt w:val="bullet"/>
+      <w:lvlText w:val=""/>
+      <w:lvlJc w:val="left"/>
+      <w:pPr>
+        <w:ind w:left="6084" w:hanging="360"/>
+      </w:pPr>
+      <w:rPr>
+        <w:rFonts w:ascii="Symbol" w:hAnsi="Symbol" w:hint="default"/>
+      </w:rPr>
+    </w:lvl>
+    <w:lvl w:ilvl="7" w:tplc="38090003" w:tentative="1">
+      <w:start w:val="1"/>
+      <w:numFmt w:val="bullet"/>
+      <w:lvlText w:val="o"/>
+      <w:lvlJc w:val="left"/>
+      <w:pPr>
+        <w:ind w:left="6804" w:hanging="360"/>
+      </w:pPr>
+      <w:rPr>
+        <w:rFonts w:ascii="Courier New" w:hAnsi="Courier New" w:cs="Courier New" w:hint="default"/>
+      </w:rPr>
+    </w:lvl>
+    <w:lvl w:ilvl="8" w:tplc="38090005" w:tentative="1">
+      <w:start w:val="1"/>
+      <w:numFmt w:val="bullet"/>
+      <w:lvlText w:val=""/>
+      <w:lvlJc w:val="left"/>
+      <w:pPr>
+        <w:ind w:left="7524" w:hanging="360"/>
+      </w:pPr>
+      <w:rPr>
+        <w:rFonts w:ascii="Wingdings" w:hAnsi="Wingdings" w:hint="default"/>
+      </w:rPr>
+    </w:lvl>
+  </w:abstractNum>
+  <w:abstractNum w:abstractNumId="4" w15:restartNumberingAfterBreak="0">
+    <w:nsid w:val="150811EF"/>
+    <w:multiLevelType w:val="hybridMultilevel"/>
+    <w:tmpl w:val="5BBEF634"/>
+    <w:lvl w:ilvl="0" w:tplc="38090003">
+      <w:start w:val="1"/>
+      <w:numFmt w:val="bullet"/>
+      <w:lvlText w:val="o"/>
+      <w:lvlJc w:val="left"/>
+      <w:pPr>
+        <w:ind w:left="1080" w:hanging="360"/>
+      </w:pPr>
+      <w:rPr>
+        <w:rFonts w:ascii="Courier New" w:hAnsi="Courier New" w:cs="Courier New" w:hint="default"/>
+      </w:rPr>
+    </w:lvl>
+    <w:lvl w:ilvl="1" w:tplc="38090003" w:tentative="1">
+      <w:start w:val="1"/>
+      <w:numFmt w:val="bullet"/>
+      <w:lvlText w:val="o"/>
+      <w:lvlJc w:val="left"/>
+      <w:pPr>
+        <w:ind w:left="1800" w:hanging="360"/>
+      </w:pPr>
+      <w:rPr>
+        <w:rFonts w:ascii="Courier New" w:hAnsi="Courier New" w:cs="Courier New" w:hint="default"/>
+      </w:rPr>
+    </w:lvl>
+    <w:lvl w:ilvl="2" w:tplc="38090005" w:tentative="1">
+      <w:start w:val="1"/>
+      <w:numFmt w:val="bullet"/>
+      <w:lvlText w:val=""/>
+      <w:lvlJc w:val="left"/>
+      <w:pPr>
+        <w:ind w:left="2520" w:hanging="360"/>
+      </w:pPr>
+      <w:rPr>
+        <w:rFonts w:ascii="Wingdings" w:hAnsi="Wingdings" w:hint="default"/>
+      </w:rPr>
+    </w:lvl>
+    <w:lvl w:ilvl="3" w:tplc="38090001" w:tentative="1">
+      <w:start w:val="1"/>
+      <w:numFmt w:val="bullet"/>
+      <w:lvlText w:val=""/>
+      <w:lvlJc w:val="left"/>
+      <w:pPr>
+        <w:ind w:left="3240" w:hanging="360"/>
+      </w:pPr>
+      <w:rPr>
+        <w:rFonts w:ascii="Symbol" w:hAnsi="Symbol" w:hint="default"/>
+      </w:rPr>
+    </w:lvl>
+    <w:lvl w:ilvl="4" w:tplc="38090003" w:tentative="1">
+      <w:start w:val="1"/>
+      <w:numFmt w:val="bullet"/>
+      <w:lvlText w:val="o"/>
+      <w:lvlJc w:val="left"/>
+      <w:pPr>
+        <w:ind w:left="3960" w:hanging="360"/>
+      </w:pPr>
+      <w:rPr>
+        <w:rFonts w:ascii="Courier New" w:hAnsi="Courier New" w:cs="Courier New" w:hint="default"/>
+      </w:rPr>
+    </w:lvl>
+    <w:lvl w:ilvl="5" w:tplc="38090005" w:tentative="1">
+      <w:start w:val="1"/>
+      <w:numFmt w:val="bullet"/>
+      <w:lvlText w:val=""/>
+      <w:lvlJc w:val="left"/>
+      <w:pPr>
+        <w:ind w:left="4680" w:hanging="360"/>
+      </w:pPr>
+      <w:rPr>
+        <w:rFonts w:ascii="Wingdings" w:hAnsi="Wingdings" w:hint="default"/>
+      </w:rPr>
+    </w:lvl>
+    <w:lvl w:ilvl="6" w:tplc="38090001" w:tentative="1">
+      <w:start w:val="1"/>
+      <w:numFmt w:val="bullet"/>
+      <w:lvlText w:val=""/>
+      <w:lvlJc w:val="left"/>
+      <w:pPr>
+        <w:ind w:left="5400" w:hanging="360"/>
+      </w:pPr>
+      <w:rPr>
+        <w:rFonts w:ascii="Symbol" w:hAnsi="Symbol" w:hint="default"/>
+      </w:rPr>
+    </w:lvl>
+    <w:lvl w:ilvl="7" w:tplc="38090003" w:tentative="1">
+      <w:start w:val="1"/>
+      <w:numFmt w:val="bullet"/>
+      <w:lvlText w:val="o"/>
+      <w:lvlJc w:val="left"/>
+      <w:pPr>
+        <w:ind w:left="6120" w:hanging="360"/>
+      </w:pPr>
+      <w:rPr>
+        <w:rFonts w:ascii="Courier New" w:hAnsi="Courier New" w:cs="Courier New" w:hint="default"/>
+      </w:rPr>
+    </w:lvl>
+    <w:lvl w:ilvl="8" w:tplc="38090005" w:tentative="1">
+      <w:start w:val="1"/>
+      <w:numFmt w:val="bullet"/>
+      <w:lvlText w:val=""/>
+      <w:lvlJc w:val="left"/>
+      <w:pPr>
+        <w:ind w:left="6840" w:hanging="360"/>
+      </w:pPr>
+      <w:rPr>
+        <w:rFonts w:ascii="Wingdings" w:hAnsi="Wingdings" w:hint="default"/>
+      </w:rPr>
+    </w:lvl>
+  </w:abstractNum>
+  <w:abstractNum w:abstractNumId="5" w15:restartNumberingAfterBreak="0">
     <w:nsid w:val="171D67BC"/>
     <w:multiLevelType w:val="hybridMultilevel"/>
-    <w:tmpl w:val="A684C39E"/>
+    <w:tmpl w:val="28886E98"/>
     <w:lvl w:ilvl="0" w:tplc="38090017">
       <w:start w:val="1"/>
       <w:numFmt w:val="lowerLetter"/>
@@ -1447,7 +3250,233 @@
       </w:pPr>
     </w:lvl>
   </w:abstractNum>
-  <w:abstractNum w:abstractNumId="3" w15:restartNumberingAfterBreak="0">
+  <w:abstractNum w:abstractNumId="6" w15:restartNumberingAfterBreak="0">
+    <w:nsid w:val="1C0113DC"/>
+    <w:multiLevelType w:val="hybridMultilevel"/>
+    <w:tmpl w:val="2906108A"/>
+    <w:lvl w:ilvl="0" w:tplc="38090003">
+      <w:start w:val="1"/>
+      <w:numFmt w:val="bullet"/>
+      <w:lvlText w:val="o"/>
+      <w:lvlJc w:val="left"/>
+      <w:pPr>
+        <w:ind w:left="1440" w:hanging="360"/>
+      </w:pPr>
+      <w:rPr>
+        <w:rFonts w:ascii="Courier New" w:hAnsi="Courier New" w:cs="Courier New" w:hint="default"/>
+      </w:rPr>
+    </w:lvl>
+    <w:lvl w:ilvl="1" w:tplc="38090003" w:tentative="1">
+      <w:start w:val="1"/>
+      <w:numFmt w:val="bullet"/>
+      <w:lvlText w:val="o"/>
+      <w:lvlJc w:val="left"/>
+      <w:pPr>
+        <w:ind w:left="2160" w:hanging="360"/>
+      </w:pPr>
+      <w:rPr>
+        <w:rFonts w:ascii="Courier New" w:hAnsi="Courier New" w:cs="Courier New" w:hint="default"/>
+      </w:rPr>
+    </w:lvl>
+    <w:lvl w:ilvl="2" w:tplc="38090005" w:tentative="1">
+      <w:start w:val="1"/>
+      <w:numFmt w:val="bullet"/>
+      <w:lvlText w:val=""/>
+      <w:lvlJc w:val="left"/>
+      <w:pPr>
+        <w:ind w:left="2880" w:hanging="360"/>
+      </w:pPr>
+      <w:rPr>
+        <w:rFonts w:ascii="Wingdings" w:hAnsi="Wingdings" w:hint="default"/>
+      </w:rPr>
+    </w:lvl>
+    <w:lvl w:ilvl="3" w:tplc="38090001" w:tentative="1">
+      <w:start w:val="1"/>
+      <w:numFmt w:val="bullet"/>
+      <w:lvlText w:val=""/>
+      <w:lvlJc w:val="left"/>
+      <w:pPr>
+        <w:ind w:left="3600" w:hanging="360"/>
+      </w:pPr>
+      <w:rPr>
+        <w:rFonts w:ascii="Symbol" w:hAnsi="Symbol" w:hint="default"/>
+      </w:rPr>
+    </w:lvl>
+    <w:lvl w:ilvl="4" w:tplc="38090003" w:tentative="1">
+      <w:start w:val="1"/>
+      <w:numFmt w:val="bullet"/>
+      <w:lvlText w:val="o"/>
+      <w:lvlJc w:val="left"/>
+      <w:pPr>
+        <w:ind w:left="4320" w:hanging="360"/>
+      </w:pPr>
+      <w:rPr>
+        <w:rFonts w:ascii="Courier New" w:hAnsi="Courier New" w:cs="Courier New" w:hint="default"/>
+      </w:rPr>
+    </w:lvl>
+    <w:lvl w:ilvl="5" w:tplc="38090005" w:tentative="1">
+      <w:start w:val="1"/>
+      <w:numFmt w:val="bullet"/>
+      <w:lvlText w:val=""/>
+      <w:lvlJc w:val="left"/>
+      <w:pPr>
+        <w:ind w:left="5040" w:hanging="360"/>
+      </w:pPr>
+      <w:rPr>
+        <w:rFonts w:ascii="Wingdings" w:hAnsi="Wingdings" w:hint="default"/>
+      </w:rPr>
+    </w:lvl>
+    <w:lvl w:ilvl="6" w:tplc="38090001" w:tentative="1">
+      <w:start w:val="1"/>
+      <w:numFmt w:val="bullet"/>
+      <w:lvlText w:val=""/>
+      <w:lvlJc w:val="left"/>
+      <w:pPr>
+        <w:ind w:left="5760" w:hanging="360"/>
+      </w:pPr>
+      <w:rPr>
+        <w:rFonts w:ascii="Symbol" w:hAnsi="Symbol" w:hint="default"/>
+      </w:rPr>
+    </w:lvl>
+    <w:lvl w:ilvl="7" w:tplc="38090003" w:tentative="1">
+      <w:start w:val="1"/>
+      <w:numFmt w:val="bullet"/>
+      <w:lvlText w:val="o"/>
+      <w:lvlJc w:val="left"/>
+      <w:pPr>
+        <w:ind w:left="6480" w:hanging="360"/>
+      </w:pPr>
+      <w:rPr>
+        <w:rFonts w:ascii="Courier New" w:hAnsi="Courier New" w:cs="Courier New" w:hint="default"/>
+      </w:rPr>
+    </w:lvl>
+    <w:lvl w:ilvl="8" w:tplc="38090005" w:tentative="1">
+      <w:start w:val="1"/>
+      <w:numFmt w:val="bullet"/>
+      <w:lvlText w:val=""/>
+      <w:lvlJc w:val="left"/>
+      <w:pPr>
+        <w:ind w:left="7200" w:hanging="360"/>
+      </w:pPr>
+      <w:rPr>
+        <w:rFonts w:ascii="Wingdings" w:hAnsi="Wingdings" w:hint="default"/>
+      </w:rPr>
+    </w:lvl>
+  </w:abstractNum>
+  <w:abstractNum w:abstractNumId="7" w15:restartNumberingAfterBreak="0">
+    <w:nsid w:val="1C6165B4"/>
+    <w:multiLevelType w:val="hybridMultilevel"/>
+    <w:tmpl w:val="1B947814"/>
+    <w:lvl w:ilvl="0" w:tplc="38090003">
+      <w:start w:val="1"/>
+      <w:numFmt w:val="bullet"/>
+      <w:lvlText w:val="o"/>
+      <w:lvlJc w:val="left"/>
+      <w:pPr>
+        <w:ind w:left="1440" w:hanging="360"/>
+      </w:pPr>
+      <w:rPr>
+        <w:rFonts w:ascii="Courier New" w:hAnsi="Courier New" w:cs="Courier New" w:hint="default"/>
+      </w:rPr>
+    </w:lvl>
+    <w:lvl w:ilvl="1" w:tplc="38090003" w:tentative="1">
+      <w:start w:val="1"/>
+      <w:numFmt w:val="bullet"/>
+      <w:lvlText w:val="o"/>
+      <w:lvlJc w:val="left"/>
+      <w:pPr>
+        <w:ind w:left="2160" w:hanging="360"/>
+      </w:pPr>
+      <w:rPr>
+        <w:rFonts w:ascii="Courier New" w:hAnsi="Courier New" w:cs="Courier New" w:hint="default"/>
+      </w:rPr>
+    </w:lvl>
+    <w:lvl w:ilvl="2" w:tplc="38090005" w:tentative="1">
+      <w:start w:val="1"/>
+      <w:numFmt w:val="bullet"/>
+      <w:lvlText w:val=""/>
+      <w:lvlJc w:val="left"/>
+      <w:pPr>
+        <w:ind w:left="2880" w:hanging="360"/>
+      </w:pPr>
+      <w:rPr>
+        <w:rFonts w:ascii="Wingdings" w:hAnsi="Wingdings" w:hint="default"/>
+      </w:rPr>
+    </w:lvl>
+    <w:lvl w:ilvl="3" w:tplc="38090001" w:tentative="1">
+      <w:start w:val="1"/>
+      <w:numFmt w:val="bullet"/>
+      <w:lvlText w:val=""/>
+      <w:lvlJc w:val="left"/>
+      <w:pPr>
+        <w:ind w:left="3600" w:hanging="360"/>
+      </w:pPr>
+      <w:rPr>
+        <w:rFonts w:ascii="Symbol" w:hAnsi="Symbol" w:hint="default"/>
+      </w:rPr>
+    </w:lvl>
+    <w:lvl w:ilvl="4" w:tplc="38090003" w:tentative="1">
+      <w:start w:val="1"/>
+      <w:numFmt w:val="bullet"/>
+      <w:lvlText w:val="o"/>
+      <w:lvlJc w:val="left"/>
+      <w:pPr>
+        <w:ind w:left="4320" w:hanging="360"/>
+      </w:pPr>
+      <w:rPr>
+        <w:rFonts w:ascii="Courier New" w:hAnsi="Courier New" w:cs="Courier New" w:hint="default"/>
+      </w:rPr>
+    </w:lvl>
+    <w:lvl w:ilvl="5" w:tplc="38090005" w:tentative="1">
+      <w:start w:val="1"/>
+      <w:numFmt w:val="bullet"/>
+      <w:lvlText w:val=""/>
+      <w:lvlJc w:val="left"/>
+      <w:pPr>
+        <w:ind w:left="5040" w:hanging="360"/>
+      </w:pPr>
+      <w:rPr>
+        <w:rFonts w:ascii="Wingdings" w:hAnsi="Wingdings" w:hint="default"/>
+      </w:rPr>
+    </w:lvl>
+    <w:lvl w:ilvl="6" w:tplc="38090001" w:tentative="1">
+      <w:start w:val="1"/>
+      <w:numFmt w:val="bullet"/>
+      <w:lvlText w:val=""/>
+      <w:lvlJc w:val="left"/>
+      <w:pPr>
+        <w:ind w:left="5760" w:hanging="360"/>
+      </w:pPr>
+      <w:rPr>
+        <w:rFonts w:ascii="Symbol" w:hAnsi="Symbol" w:hint="default"/>
+      </w:rPr>
+    </w:lvl>
+    <w:lvl w:ilvl="7" w:tplc="38090003" w:tentative="1">
+      <w:start w:val="1"/>
+      <w:numFmt w:val="bullet"/>
+      <w:lvlText w:val="o"/>
+      <w:lvlJc w:val="left"/>
+      <w:pPr>
+        <w:ind w:left="6480" w:hanging="360"/>
+      </w:pPr>
+      <w:rPr>
+        <w:rFonts w:ascii="Courier New" w:hAnsi="Courier New" w:cs="Courier New" w:hint="default"/>
+      </w:rPr>
+    </w:lvl>
+    <w:lvl w:ilvl="8" w:tplc="38090005" w:tentative="1">
+      <w:start w:val="1"/>
+      <w:numFmt w:val="bullet"/>
+      <w:lvlText w:val=""/>
+      <w:lvlJc w:val="left"/>
+      <w:pPr>
+        <w:ind w:left="7200" w:hanging="360"/>
+      </w:pPr>
+      <w:rPr>
+        <w:rFonts w:ascii="Wingdings" w:hAnsi="Wingdings" w:hint="default"/>
+      </w:rPr>
+    </w:lvl>
+  </w:abstractNum>
+  <w:abstractNum w:abstractNumId="8" w15:restartNumberingAfterBreak="0">
     <w:nsid w:val="1F68051F"/>
     <w:multiLevelType w:val="hybridMultilevel"/>
     <w:tmpl w:val="C3C62172"/>
@@ -1533,7 +3562,7 @@
       </w:pPr>
     </w:lvl>
   </w:abstractNum>
-  <w:abstractNum w:abstractNumId="4" w15:restartNumberingAfterBreak="0">
+  <w:abstractNum w:abstractNumId="9" w15:restartNumberingAfterBreak="0">
     <w:nsid w:val="21A72CAB"/>
     <w:multiLevelType w:val="hybridMultilevel"/>
     <w:tmpl w:val="A27AA7E0"/>
@@ -1619,7 +3648,7 @@
       </w:pPr>
     </w:lvl>
   </w:abstractNum>
-  <w:abstractNum w:abstractNumId="5" w15:restartNumberingAfterBreak="0">
+  <w:abstractNum w:abstractNumId="10" w15:restartNumberingAfterBreak="0">
     <w:nsid w:val="250E529C"/>
     <w:multiLevelType w:val="hybridMultilevel"/>
     <w:tmpl w:val="4E00EFCA"/>
@@ -1732,7 +3761,405 @@
       </w:rPr>
     </w:lvl>
   </w:abstractNum>
-  <w:abstractNum w:abstractNumId="6" w15:restartNumberingAfterBreak="0">
+  <w:abstractNum w:abstractNumId="11" w15:restartNumberingAfterBreak="0">
+    <w:nsid w:val="2CCA0CAB"/>
+    <w:multiLevelType w:val="hybridMultilevel"/>
+    <w:tmpl w:val="3E2A1DBE"/>
+    <w:lvl w:ilvl="0" w:tplc="38090003">
+      <w:start w:val="1"/>
+      <w:numFmt w:val="bullet"/>
+      <w:lvlText w:val="o"/>
+      <w:lvlJc w:val="left"/>
+      <w:pPr>
+        <w:ind w:left="1764" w:hanging="360"/>
+      </w:pPr>
+      <w:rPr>
+        <w:rFonts w:ascii="Courier New" w:hAnsi="Courier New" w:cs="Courier New" w:hint="default"/>
+      </w:rPr>
+    </w:lvl>
+    <w:lvl w:ilvl="1" w:tplc="38090003" w:tentative="1">
+      <w:start w:val="1"/>
+      <w:numFmt w:val="bullet"/>
+      <w:lvlText w:val="o"/>
+      <w:lvlJc w:val="left"/>
+      <w:pPr>
+        <w:ind w:left="2484" w:hanging="360"/>
+      </w:pPr>
+      <w:rPr>
+        <w:rFonts w:ascii="Courier New" w:hAnsi="Courier New" w:cs="Courier New" w:hint="default"/>
+      </w:rPr>
+    </w:lvl>
+    <w:lvl w:ilvl="2" w:tplc="38090005" w:tentative="1">
+      <w:start w:val="1"/>
+      <w:numFmt w:val="bullet"/>
+      <w:lvlText w:val=""/>
+      <w:lvlJc w:val="left"/>
+      <w:pPr>
+        <w:ind w:left="3204" w:hanging="360"/>
+      </w:pPr>
+      <w:rPr>
+        <w:rFonts w:ascii="Wingdings" w:hAnsi="Wingdings" w:hint="default"/>
+      </w:rPr>
+    </w:lvl>
+    <w:lvl w:ilvl="3" w:tplc="38090001" w:tentative="1">
+      <w:start w:val="1"/>
+      <w:numFmt w:val="bullet"/>
+      <w:lvlText w:val=""/>
+      <w:lvlJc w:val="left"/>
+      <w:pPr>
+        <w:ind w:left="3924" w:hanging="360"/>
+      </w:pPr>
+      <w:rPr>
+        <w:rFonts w:ascii="Symbol" w:hAnsi="Symbol" w:hint="default"/>
+      </w:rPr>
+    </w:lvl>
+    <w:lvl w:ilvl="4" w:tplc="38090003" w:tentative="1">
+      <w:start w:val="1"/>
+      <w:numFmt w:val="bullet"/>
+      <w:lvlText w:val="o"/>
+      <w:lvlJc w:val="left"/>
+      <w:pPr>
+        <w:ind w:left="4644" w:hanging="360"/>
+      </w:pPr>
+      <w:rPr>
+        <w:rFonts w:ascii="Courier New" w:hAnsi="Courier New" w:cs="Courier New" w:hint="default"/>
+      </w:rPr>
+    </w:lvl>
+    <w:lvl w:ilvl="5" w:tplc="38090005" w:tentative="1">
+      <w:start w:val="1"/>
+      <w:numFmt w:val="bullet"/>
+      <w:lvlText w:val=""/>
+      <w:lvlJc w:val="left"/>
+      <w:pPr>
+        <w:ind w:left="5364" w:hanging="360"/>
+      </w:pPr>
+      <w:rPr>
+        <w:rFonts w:ascii="Wingdings" w:hAnsi="Wingdings" w:hint="default"/>
+      </w:rPr>
+    </w:lvl>
+    <w:lvl w:ilvl="6" w:tplc="38090001" w:tentative="1">
+      <w:start w:val="1"/>
+      <w:numFmt w:val="bullet"/>
+      <w:lvlText w:val=""/>
+      <w:lvlJc w:val="left"/>
+      <w:pPr>
+        <w:ind w:left="6084" w:hanging="360"/>
+      </w:pPr>
+      <w:rPr>
+        <w:rFonts w:ascii="Symbol" w:hAnsi="Symbol" w:hint="default"/>
+      </w:rPr>
+    </w:lvl>
+    <w:lvl w:ilvl="7" w:tplc="38090003" w:tentative="1">
+      <w:start w:val="1"/>
+      <w:numFmt w:val="bullet"/>
+      <w:lvlText w:val="o"/>
+      <w:lvlJc w:val="left"/>
+      <w:pPr>
+        <w:ind w:left="6804" w:hanging="360"/>
+      </w:pPr>
+      <w:rPr>
+        <w:rFonts w:ascii="Courier New" w:hAnsi="Courier New" w:cs="Courier New" w:hint="default"/>
+      </w:rPr>
+    </w:lvl>
+    <w:lvl w:ilvl="8" w:tplc="38090005" w:tentative="1">
+      <w:start w:val="1"/>
+      <w:numFmt w:val="bullet"/>
+      <w:lvlText w:val=""/>
+      <w:lvlJc w:val="left"/>
+      <w:pPr>
+        <w:ind w:left="7524" w:hanging="360"/>
+      </w:pPr>
+      <w:rPr>
+        <w:rFonts w:ascii="Wingdings" w:hAnsi="Wingdings" w:hint="default"/>
+      </w:rPr>
+    </w:lvl>
+  </w:abstractNum>
+  <w:abstractNum w:abstractNumId="12" w15:restartNumberingAfterBreak="0">
+    <w:nsid w:val="33EA53E9"/>
+    <w:multiLevelType w:val="hybridMultilevel"/>
+    <w:tmpl w:val="0ECE557C"/>
+    <w:lvl w:ilvl="0" w:tplc="38090017">
+      <w:start w:val="1"/>
+      <w:numFmt w:val="lowerLetter"/>
+      <w:lvlText w:val="%1)"/>
+      <w:lvlJc w:val="left"/>
+      <w:pPr>
+        <w:ind w:left="1080" w:hanging="360"/>
+      </w:pPr>
+    </w:lvl>
+    <w:lvl w:ilvl="1" w:tplc="38090019" w:tentative="1">
+      <w:start w:val="1"/>
+      <w:numFmt w:val="lowerLetter"/>
+      <w:lvlText w:val="%2."/>
+      <w:lvlJc w:val="left"/>
+      <w:pPr>
+        <w:ind w:left="1800" w:hanging="360"/>
+      </w:pPr>
+    </w:lvl>
+    <w:lvl w:ilvl="2" w:tplc="3809001B" w:tentative="1">
+      <w:start w:val="1"/>
+      <w:numFmt w:val="lowerRoman"/>
+      <w:lvlText w:val="%3."/>
+      <w:lvlJc w:val="right"/>
+      <w:pPr>
+        <w:ind w:left="2520" w:hanging="180"/>
+      </w:pPr>
+    </w:lvl>
+    <w:lvl w:ilvl="3" w:tplc="3809000F" w:tentative="1">
+      <w:start w:val="1"/>
+      <w:numFmt w:val="decimal"/>
+      <w:lvlText w:val="%4."/>
+      <w:lvlJc w:val="left"/>
+      <w:pPr>
+        <w:ind w:left="3240" w:hanging="360"/>
+      </w:pPr>
+    </w:lvl>
+    <w:lvl w:ilvl="4" w:tplc="38090019" w:tentative="1">
+      <w:start w:val="1"/>
+      <w:numFmt w:val="lowerLetter"/>
+      <w:lvlText w:val="%5."/>
+      <w:lvlJc w:val="left"/>
+      <w:pPr>
+        <w:ind w:left="3960" w:hanging="360"/>
+      </w:pPr>
+    </w:lvl>
+    <w:lvl w:ilvl="5" w:tplc="3809001B" w:tentative="1">
+      <w:start w:val="1"/>
+      <w:numFmt w:val="lowerRoman"/>
+      <w:lvlText w:val="%6."/>
+      <w:lvlJc w:val="right"/>
+      <w:pPr>
+        <w:ind w:left="4680" w:hanging="180"/>
+      </w:pPr>
+    </w:lvl>
+    <w:lvl w:ilvl="6" w:tplc="3809000F" w:tentative="1">
+      <w:start w:val="1"/>
+      <w:numFmt w:val="decimal"/>
+      <w:lvlText w:val="%7."/>
+      <w:lvlJc w:val="left"/>
+      <w:pPr>
+        <w:ind w:left="5400" w:hanging="360"/>
+      </w:pPr>
+    </w:lvl>
+    <w:lvl w:ilvl="7" w:tplc="38090019" w:tentative="1">
+      <w:start w:val="1"/>
+      <w:numFmt w:val="lowerLetter"/>
+      <w:lvlText w:val="%8."/>
+      <w:lvlJc w:val="left"/>
+      <w:pPr>
+        <w:ind w:left="6120" w:hanging="360"/>
+      </w:pPr>
+    </w:lvl>
+    <w:lvl w:ilvl="8" w:tplc="3809001B" w:tentative="1">
+      <w:start w:val="1"/>
+      <w:numFmt w:val="lowerRoman"/>
+      <w:lvlText w:val="%9."/>
+      <w:lvlJc w:val="right"/>
+      <w:pPr>
+        <w:ind w:left="6840" w:hanging="180"/>
+      </w:pPr>
+    </w:lvl>
+  </w:abstractNum>
+  <w:abstractNum w:abstractNumId="13" w15:restartNumberingAfterBreak="0">
+    <w:nsid w:val="3D681230"/>
+    <w:multiLevelType w:val="hybridMultilevel"/>
+    <w:tmpl w:val="EF96D486"/>
+    <w:lvl w:ilvl="0" w:tplc="38090003">
+      <w:start w:val="1"/>
+      <w:numFmt w:val="bullet"/>
+      <w:lvlText w:val="o"/>
+      <w:lvlJc w:val="left"/>
+      <w:pPr>
+        <w:ind w:left="1440" w:hanging="360"/>
+      </w:pPr>
+      <w:rPr>
+        <w:rFonts w:ascii="Courier New" w:hAnsi="Courier New" w:cs="Courier New" w:hint="default"/>
+      </w:rPr>
+    </w:lvl>
+    <w:lvl w:ilvl="1" w:tplc="38090003" w:tentative="1">
+      <w:start w:val="1"/>
+      <w:numFmt w:val="bullet"/>
+      <w:lvlText w:val="o"/>
+      <w:lvlJc w:val="left"/>
+      <w:pPr>
+        <w:ind w:left="2160" w:hanging="360"/>
+      </w:pPr>
+      <w:rPr>
+        <w:rFonts w:ascii="Courier New" w:hAnsi="Courier New" w:cs="Courier New" w:hint="default"/>
+      </w:rPr>
+    </w:lvl>
+    <w:lvl w:ilvl="2" w:tplc="38090005" w:tentative="1">
+      <w:start w:val="1"/>
+      <w:numFmt w:val="bullet"/>
+      <w:lvlText w:val=""/>
+      <w:lvlJc w:val="left"/>
+      <w:pPr>
+        <w:ind w:left="2880" w:hanging="360"/>
+      </w:pPr>
+      <w:rPr>
+        <w:rFonts w:ascii="Wingdings" w:hAnsi="Wingdings" w:hint="default"/>
+      </w:rPr>
+    </w:lvl>
+    <w:lvl w:ilvl="3" w:tplc="38090001" w:tentative="1">
+      <w:start w:val="1"/>
+      <w:numFmt w:val="bullet"/>
+      <w:lvlText w:val=""/>
+      <w:lvlJc w:val="left"/>
+      <w:pPr>
+        <w:ind w:left="3600" w:hanging="360"/>
+      </w:pPr>
+      <w:rPr>
+        <w:rFonts w:ascii="Symbol" w:hAnsi="Symbol" w:hint="default"/>
+      </w:rPr>
+    </w:lvl>
+    <w:lvl w:ilvl="4" w:tplc="38090003" w:tentative="1">
+      <w:start w:val="1"/>
+      <w:numFmt w:val="bullet"/>
+      <w:lvlText w:val="o"/>
+      <w:lvlJc w:val="left"/>
+      <w:pPr>
+        <w:ind w:left="4320" w:hanging="360"/>
+      </w:pPr>
+      <w:rPr>
+        <w:rFonts w:ascii="Courier New" w:hAnsi="Courier New" w:cs="Courier New" w:hint="default"/>
+      </w:rPr>
+    </w:lvl>
+    <w:lvl w:ilvl="5" w:tplc="38090005" w:tentative="1">
+      <w:start w:val="1"/>
+      <w:numFmt w:val="bullet"/>
+      <w:lvlText w:val=""/>
+      <w:lvlJc w:val="left"/>
+      <w:pPr>
+        <w:ind w:left="5040" w:hanging="360"/>
+      </w:pPr>
+      <w:rPr>
+        <w:rFonts w:ascii="Wingdings" w:hAnsi="Wingdings" w:hint="default"/>
+      </w:rPr>
+    </w:lvl>
+    <w:lvl w:ilvl="6" w:tplc="38090001" w:tentative="1">
+      <w:start w:val="1"/>
+      <w:numFmt w:val="bullet"/>
+      <w:lvlText w:val=""/>
+      <w:lvlJc w:val="left"/>
+      <w:pPr>
+        <w:ind w:left="5760" w:hanging="360"/>
+      </w:pPr>
+      <w:rPr>
+        <w:rFonts w:ascii="Symbol" w:hAnsi="Symbol" w:hint="default"/>
+      </w:rPr>
+    </w:lvl>
+    <w:lvl w:ilvl="7" w:tplc="38090003" w:tentative="1">
+      <w:start w:val="1"/>
+      <w:numFmt w:val="bullet"/>
+      <w:lvlText w:val="o"/>
+      <w:lvlJc w:val="left"/>
+      <w:pPr>
+        <w:ind w:left="6480" w:hanging="360"/>
+      </w:pPr>
+      <w:rPr>
+        <w:rFonts w:ascii="Courier New" w:hAnsi="Courier New" w:cs="Courier New" w:hint="default"/>
+      </w:rPr>
+    </w:lvl>
+    <w:lvl w:ilvl="8" w:tplc="38090005" w:tentative="1">
+      <w:start w:val="1"/>
+      <w:numFmt w:val="bullet"/>
+      <w:lvlText w:val=""/>
+      <w:lvlJc w:val="left"/>
+      <w:pPr>
+        <w:ind w:left="7200" w:hanging="360"/>
+      </w:pPr>
+      <w:rPr>
+        <w:rFonts w:ascii="Wingdings" w:hAnsi="Wingdings" w:hint="default"/>
+      </w:rPr>
+    </w:lvl>
+  </w:abstractNum>
+  <w:abstractNum w:abstractNumId="14" w15:restartNumberingAfterBreak="0">
+    <w:nsid w:val="3E0D2B7D"/>
+    <w:multiLevelType w:val="hybridMultilevel"/>
+    <w:tmpl w:val="351A804E"/>
+    <w:lvl w:ilvl="0" w:tplc="38090017">
+      <w:start w:val="1"/>
+      <w:numFmt w:val="lowerLetter"/>
+      <w:lvlText w:val="%1)"/>
+      <w:lvlJc w:val="left"/>
+      <w:pPr>
+        <w:ind w:left="1080" w:hanging="360"/>
+      </w:pPr>
+    </w:lvl>
+    <w:lvl w:ilvl="1" w:tplc="38090019" w:tentative="1">
+      <w:start w:val="1"/>
+      <w:numFmt w:val="lowerLetter"/>
+      <w:lvlText w:val="%2."/>
+      <w:lvlJc w:val="left"/>
+      <w:pPr>
+        <w:ind w:left="1800" w:hanging="360"/>
+      </w:pPr>
+    </w:lvl>
+    <w:lvl w:ilvl="2" w:tplc="3809001B" w:tentative="1">
+      <w:start w:val="1"/>
+      <w:numFmt w:val="lowerRoman"/>
+      <w:lvlText w:val="%3."/>
+      <w:lvlJc w:val="right"/>
+      <w:pPr>
+        <w:ind w:left="2520" w:hanging="180"/>
+      </w:pPr>
+    </w:lvl>
+    <w:lvl w:ilvl="3" w:tplc="3809000F" w:tentative="1">
+      <w:start w:val="1"/>
+      <w:numFmt w:val="decimal"/>
+      <w:lvlText w:val="%4."/>
+      <w:lvlJc w:val="left"/>
+      <w:pPr>
+        <w:ind w:left="3240" w:hanging="360"/>
+      </w:pPr>
+    </w:lvl>
+    <w:lvl w:ilvl="4" w:tplc="38090019" w:tentative="1">
+      <w:start w:val="1"/>
+      <w:numFmt w:val="lowerLetter"/>
+      <w:lvlText w:val="%5."/>
+      <w:lvlJc w:val="left"/>
+      <w:pPr>
+        <w:ind w:left="3960" w:hanging="360"/>
+      </w:pPr>
+    </w:lvl>
+    <w:lvl w:ilvl="5" w:tplc="3809001B" w:tentative="1">
+      <w:start w:val="1"/>
+      <w:numFmt w:val="lowerRoman"/>
+      <w:lvlText w:val="%6."/>
+      <w:lvlJc w:val="right"/>
+      <w:pPr>
+        <w:ind w:left="4680" w:hanging="180"/>
+      </w:pPr>
+    </w:lvl>
+    <w:lvl w:ilvl="6" w:tplc="3809000F" w:tentative="1">
+      <w:start w:val="1"/>
+      <w:numFmt w:val="decimal"/>
+      <w:lvlText w:val="%7."/>
+      <w:lvlJc w:val="left"/>
+      <w:pPr>
+        <w:ind w:left="5400" w:hanging="360"/>
+      </w:pPr>
+    </w:lvl>
+    <w:lvl w:ilvl="7" w:tplc="38090019" w:tentative="1">
+      <w:start w:val="1"/>
+      <w:numFmt w:val="lowerLetter"/>
+      <w:lvlText w:val="%8."/>
+      <w:lvlJc w:val="left"/>
+      <w:pPr>
+        <w:ind w:left="6120" w:hanging="360"/>
+      </w:pPr>
+    </w:lvl>
+    <w:lvl w:ilvl="8" w:tplc="3809001B" w:tentative="1">
+      <w:start w:val="1"/>
+      <w:numFmt w:val="lowerRoman"/>
+      <w:lvlText w:val="%9."/>
+      <w:lvlJc w:val="right"/>
+      <w:pPr>
+        <w:ind w:left="6840" w:hanging="180"/>
+      </w:pPr>
+    </w:lvl>
+  </w:abstractNum>
+  <w:abstractNum w:abstractNumId="15" w15:restartNumberingAfterBreak="0">
     <w:nsid w:val="450F14A5"/>
     <w:multiLevelType w:val="hybridMultilevel"/>
     <w:tmpl w:val="935A6A00"/>
@@ -1845,7 +4272,7 @@
       </w:rPr>
     </w:lvl>
   </w:abstractNum>
-  <w:abstractNum w:abstractNumId="7" w15:restartNumberingAfterBreak="0">
+  <w:abstractNum w:abstractNumId="16" w15:restartNumberingAfterBreak="0">
     <w:nsid w:val="54020974"/>
     <w:multiLevelType w:val="hybridMultilevel"/>
     <w:tmpl w:val="CBE485D2"/>
@@ -1931,10 +4358,10 @@
       </w:pPr>
     </w:lvl>
   </w:abstractNum>
-  <w:abstractNum w:abstractNumId="8" w15:restartNumberingAfterBreak="0">
+  <w:abstractNum w:abstractNumId="17" w15:restartNumberingAfterBreak="0">
     <w:nsid w:val="57D67550"/>
     <w:multiLevelType w:val="hybridMultilevel"/>
-    <w:tmpl w:val="2B7C8E8A"/>
+    <w:tmpl w:val="F43C65A0"/>
     <w:lvl w:ilvl="0" w:tplc="3809000F">
       <w:start w:val="1"/>
       <w:numFmt w:val="decimal"/>
@@ -2017,32 +4444,1103 @@
       </w:pPr>
     </w:lvl>
   </w:abstractNum>
+  <w:abstractNum w:abstractNumId="18" w15:restartNumberingAfterBreak="0">
+    <w:nsid w:val="591E1BDE"/>
+    <w:multiLevelType w:val="hybridMultilevel"/>
+    <w:tmpl w:val="38125856"/>
+    <w:lvl w:ilvl="0" w:tplc="38090003">
+      <w:start w:val="1"/>
+      <w:numFmt w:val="bullet"/>
+      <w:lvlText w:val="o"/>
+      <w:lvlJc w:val="left"/>
+      <w:pPr>
+        <w:ind w:left="1440" w:hanging="360"/>
+      </w:pPr>
+      <w:rPr>
+        <w:rFonts w:ascii="Courier New" w:hAnsi="Courier New" w:cs="Courier New" w:hint="default"/>
+      </w:rPr>
+    </w:lvl>
+    <w:lvl w:ilvl="1" w:tplc="38090003" w:tentative="1">
+      <w:start w:val="1"/>
+      <w:numFmt w:val="bullet"/>
+      <w:lvlText w:val="o"/>
+      <w:lvlJc w:val="left"/>
+      <w:pPr>
+        <w:ind w:left="2160" w:hanging="360"/>
+      </w:pPr>
+      <w:rPr>
+        <w:rFonts w:ascii="Courier New" w:hAnsi="Courier New" w:cs="Courier New" w:hint="default"/>
+      </w:rPr>
+    </w:lvl>
+    <w:lvl w:ilvl="2" w:tplc="38090005" w:tentative="1">
+      <w:start w:val="1"/>
+      <w:numFmt w:val="bullet"/>
+      <w:lvlText w:val=""/>
+      <w:lvlJc w:val="left"/>
+      <w:pPr>
+        <w:ind w:left="2880" w:hanging="360"/>
+      </w:pPr>
+      <w:rPr>
+        <w:rFonts w:ascii="Wingdings" w:hAnsi="Wingdings" w:hint="default"/>
+      </w:rPr>
+    </w:lvl>
+    <w:lvl w:ilvl="3" w:tplc="38090001" w:tentative="1">
+      <w:start w:val="1"/>
+      <w:numFmt w:val="bullet"/>
+      <w:lvlText w:val=""/>
+      <w:lvlJc w:val="left"/>
+      <w:pPr>
+        <w:ind w:left="3600" w:hanging="360"/>
+      </w:pPr>
+      <w:rPr>
+        <w:rFonts w:ascii="Symbol" w:hAnsi="Symbol" w:hint="default"/>
+      </w:rPr>
+    </w:lvl>
+    <w:lvl w:ilvl="4" w:tplc="38090003" w:tentative="1">
+      <w:start w:val="1"/>
+      <w:numFmt w:val="bullet"/>
+      <w:lvlText w:val="o"/>
+      <w:lvlJc w:val="left"/>
+      <w:pPr>
+        <w:ind w:left="4320" w:hanging="360"/>
+      </w:pPr>
+      <w:rPr>
+        <w:rFonts w:ascii="Courier New" w:hAnsi="Courier New" w:cs="Courier New" w:hint="default"/>
+      </w:rPr>
+    </w:lvl>
+    <w:lvl w:ilvl="5" w:tplc="38090005" w:tentative="1">
+      <w:start w:val="1"/>
+      <w:numFmt w:val="bullet"/>
+      <w:lvlText w:val=""/>
+      <w:lvlJc w:val="left"/>
+      <w:pPr>
+        <w:ind w:left="5040" w:hanging="360"/>
+      </w:pPr>
+      <w:rPr>
+        <w:rFonts w:ascii="Wingdings" w:hAnsi="Wingdings" w:hint="default"/>
+      </w:rPr>
+    </w:lvl>
+    <w:lvl w:ilvl="6" w:tplc="38090001" w:tentative="1">
+      <w:start w:val="1"/>
+      <w:numFmt w:val="bullet"/>
+      <w:lvlText w:val=""/>
+      <w:lvlJc w:val="left"/>
+      <w:pPr>
+        <w:ind w:left="5760" w:hanging="360"/>
+      </w:pPr>
+      <w:rPr>
+        <w:rFonts w:ascii="Symbol" w:hAnsi="Symbol" w:hint="default"/>
+      </w:rPr>
+    </w:lvl>
+    <w:lvl w:ilvl="7" w:tplc="38090003" w:tentative="1">
+      <w:start w:val="1"/>
+      <w:numFmt w:val="bullet"/>
+      <w:lvlText w:val="o"/>
+      <w:lvlJc w:val="left"/>
+      <w:pPr>
+        <w:ind w:left="6480" w:hanging="360"/>
+      </w:pPr>
+      <w:rPr>
+        <w:rFonts w:ascii="Courier New" w:hAnsi="Courier New" w:cs="Courier New" w:hint="default"/>
+      </w:rPr>
+    </w:lvl>
+    <w:lvl w:ilvl="8" w:tplc="38090005" w:tentative="1">
+      <w:start w:val="1"/>
+      <w:numFmt w:val="bullet"/>
+      <w:lvlText w:val=""/>
+      <w:lvlJc w:val="left"/>
+      <w:pPr>
+        <w:ind w:left="7200" w:hanging="360"/>
+      </w:pPr>
+      <w:rPr>
+        <w:rFonts w:ascii="Wingdings" w:hAnsi="Wingdings" w:hint="default"/>
+      </w:rPr>
+    </w:lvl>
+  </w:abstractNum>
+  <w:abstractNum w:abstractNumId="19" w15:restartNumberingAfterBreak="0">
+    <w:nsid w:val="5C920D0D"/>
+    <w:multiLevelType w:val="hybridMultilevel"/>
+    <w:tmpl w:val="A028C3FA"/>
+    <w:lvl w:ilvl="0" w:tplc="38090003">
+      <w:start w:val="1"/>
+      <w:numFmt w:val="bullet"/>
+      <w:lvlText w:val="o"/>
+      <w:lvlJc w:val="left"/>
+      <w:pPr>
+        <w:ind w:left="1080" w:hanging="360"/>
+      </w:pPr>
+      <w:rPr>
+        <w:rFonts w:ascii="Courier New" w:hAnsi="Courier New" w:cs="Courier New" w:hint="default"/>
+      </w:rPr>
+    </w:lvl>
+    <w:lvl w:ilvl="1" w:tplc="38090003" w:tentative="1">
+      <w:start w:val="1"/>
+      <w:numFmt w:val="bullet"/>
+      <w:lvlText w:val="o"/>
+      <w:lvlJc w:val="left"/>
+      <w:pPr>
+        <w:ind w:left="1800" w:hanging="360"/>
+      </w:pPr>
+      <w:rPr>
+        <w:rFonts w:ascii="Courier New" w:hAnsi="Courier New" w:cs="Courier New" w:hint="default"/>
+      </w:rPr>
+    </w:lvl>
+    <w:lvl w:ilvl="2" w:tplc="38090005" w:tentative="1">
+      <w:start w:val="1"/>
+      <w:numFmt w:val="bullet"/>
+      <w:lvlText w:val=""/>
+      <w:lvlJc w:val="left"/>
+      <w:pPr>
+        <w:ind w:left="2520" w:hanging="360"/>
+      </w:pPr>
+      <w:rPr>
+        <w:rFonts w:ascii="Wingdings" w:hAnsi="Wingdings" w:hint="default"/>
+      </w:rPr>
+    </w:lvl>
+    <w:lvl w:ilvl="3" w:tplc="38090001" w:tentative="1">
+      <w:start w:val="1"/>
+      <w:numFmt w:val="bullet"/>
+      <w:lvlText w:val=""/>
+      <w:lvlJc w:val="left"/>
+      <w:pPr>
+        <w:ind w:left="3240" w:hanging="360"/>
+      </w:pPr>
+      <w:rPr>
+        <w:rFonts w:ascii="Symbol" w:hAnsi="Symbol" w:hint="default"/>
+      </w:rPr>
+    </w:lvl>
+    <w:lvl w:ilvl="4" w:tplc="38090003" w:tentative="1">
+      <w:start w:val="1"/>
+      <w:numFmt w:val="bullet"/>
+      <w:lvlText w:val="o"/>
+      <w:lvlJc w:val="left"/>
+      <w:pPr>
+        <w:ind w:left="3960" w:hanging="360"/>
+      </w:pPr>
+      <w:rPr>
+        <w:rFonts w:ascii="Courier New" w:hAnsi="Courier New" w:cs="Courier New" w:hint="default"/>
+      </w:rPr>
+    </w:lvl>
+    <w:lvl w:ilvl="5" w:tplc="38090005" w:tentative="1">
+      <w:start w:val="1"/>
+      <w:numFmt w:val="bullet"/>
+      <w:lvlText w:val=""/>
+      <w:lvlJc w:val="left"/>
+      <w:pPr>
+        <w:ind w:left="4680" w:hanging="360"/>
+      </w:pPr>
+      <w:rPr>
+        <w:rFonts w:ascii="Wingdings" w:hAnsi="Wingdings" w:hint="default"/>
+      </w:rPr>
+    </w:lvl>
+    <w:lvl w:ilvl="6" w:tplc="38090001" w:tentative="1">
+      <w:start w:val="1"/>
+      <w:numFmt w:val="bullet"/>
+      <w:lvlText w:val=""/>
+      <w:lvlJc w:val="left"/>
+      <w:pPr>
+        <w:ind w:left="5400" w:hanging="360"/>
+      </w:pPr>
+      <w:rPr>
+        <w:rFonts w:ascii="Symbol" w:hAnsi="Symbol" w:hint="default"/>
+      </w:rPr>
+    </w:lvl>
+    <w:lvl w:ilvl="7" w:tplc="38090003" w:tentative="1">
+      <w:start w:val="1"/>
+      <w:numFmt w:val="bullet"/>
+      <w:lvlText w:val="o"/>
+      <w:lvlJc w:val="left"/>
+      <w:pPr>
+        <w:ind w:left="6120" w:hanging="360"/>
+      </w:pPr>
+      <w:rPr>
+        <w:rFonts w:ascii="Courier New" w:hAnsi="Courier New" w:cs="Courier New" w:hint="default"/>
+      </w:rPr>
+    </w:lvl>
+    <w:lvl w:ilvl="8" w:tplc="38090005" w:tentative="1">
+      <w:start w:val="1"/>
+      <w:numFmt w:val="bullet"/>
+      <w:lvlText w:val=""/>
+      <w:lvlJc w:val="left"/>
+      <w:pPr>
+        <w:ind w:left="6840" w:hanging="360"/>
+      </w:pPr>
+      <w:rPr>
+        <w:rFonts w:ascii="Wingdings" w:hAnsi="Wingdings" w:hint="default"/>
+      </w:rPr>
+    </w:lvl>
+  </w:abstractNum>
+  <w:abstractNum w:abstractNumId="20" w15:restartNumberingAfterBreak="0">
+    <w:nsid w:val="673F1782"/>
+    <w:multiLevelType w:val="hybridMultilevel"/>
+    <w:tmpl w:val="C8422E72"/>
+    <w:lvl w:ilvl="0" w:tplc="38090003">
+      <w:start w:val="1"/>
+      <w:numFmt w:val="bullet"/>
+      <w:lvlText w:val="o"/>
+      <w:lvlJc w:val="left"/>
+      <w:pPr>
+        <w:ind w:left="1440" w:hanging="360"/>
+      </w:pPr>
+      <w:rPr>
+        <w:rFonts w:ascii="Courier New" w:hAnsi="Courier New" w:cs="Courier New" w:hint="default"/>
+      </w:rPr>
+    </w:lvl>
+    <w:lvl w:ilvl="1" w:tplc="38090003" w:tentative="1">
+      <w:start w:val="1"/>
+      <w:numFmt w:val="bullet"/>
+      <w:lvlText w:val="o"/>
+      <w:lvlJc w:val="left"/>
+      <w:pPr>
+        <w:ind w:left="2160" w:hanging="360"/>
+      </w:pPr>
+      <w:rPr>
+        <w:rFonts w:ascii="Courier New" w:hAnsi="Courier New" w:cs="Courier New" w:hint="default"/>
+      </w:rPr>
+    </w:lvl>
+    <w:lvl w:ilvl="2" w:tplc="38090005" w:tentative="1">
+      <w:start w:val="1"/>
+      <w:numFmt w:val="bullet"/>
+      <w:lvlText w:val=""/>
+      <w:lvlJc w:val="left"/>
+      <w:pPr>
+        <w:ind w:left="2880" w:hanging="360"/>
+      </w:pPr>
+      <w:rPr>
+        <w:rFonts w:ascii="Wingdings" w:hAnsi="Wingdings" w:hint="default"/>
+      </w:rPr>
+    </w:lvl>
+    <w:lvl w:ilvl="3" w:tplc="38090001" w:tentative="1">
+      <w:start w:val="1"/>
+      <w:numFmt w:val="bullet"/>
+      <w:lvlText w:val=""/>
+      <w:lvlJc w:val="left"/>
+      <w:pPr>
+        <w:ind w:left="3600" w:hanging="360"/>
+      </w:pPr>
+      <w:rPr>
+        <w:rFonts w:ascii="Symbol" w:hAnsi="Symbol" w:hint="default"/>
+      </w:rPr>
+    </w:lvl>
+    <w:lvl w:ilvl="4" w:tplc="38090003" w:tentative="1">
+      <w:start w:val="1"/>
+      <w:numFmt w:val="bullet"/>
+      <w:lvlText w:val="o"/>
+      <w:lvlJc w:val="left"/>
+      <w:pPr>
+        <w:ind w:left="4320" w:hanging="360"/>
+      </w:pPr>
+      <w:rPr>
+        <w:rFonts w:ascii="Courier New" w:hAnsi="Courier New" w:cs="Courier New" w:hint="default"/>
+      </w:rPr>
+    </w:lvl>
+    <w:lvl w:ilvl="5" w:tplc="38090005" w:tentative="1">
+      <w:start w:val="1"/>
+      <w:numFmt w:val="bullet"/>
+      <w:lvlText w:val=""/>
+      <w:lvlJc w:val="left"/>
+      <w:pPr>
+        <w:ind w:left="5040" w:hanging="360"/>
+      </w:pPr>
+      <w:rPr>
+        <w:rFonts w:ascii="Wingdings" w:hAnsi="Wingdings" w:hint="default"/>
+      </w:rPr>
+    </w:lvl>
+    <w:lvl w:ilvl="6" w:tplc="38090001" w:tentative="1">
+      <w:start w:val="1"/>
+      <w:numFmt w:val="bullet"/>
+      <w:lvlText w:val=""/>
+      <w:lvlJc w:val="left"/>
+      <w:pPr>
+        <w:ind w:left="5760" w:hanging="360"/>
+      </w:pPr>
+      <w:rPr>
+        <w:rFonts w:ascii="Symbol" w:hAnsi="Symbol" w:hint="default"/>
+      </w:rPr>
+    </w:lvl>
+    <w:lvl w:ilvl="7" w:tplc="38090003" w:tentative="1">
+      <w:start w:val="1"/>
+      <w:numFmt w:val="bullet"/>
+      <w:lvlText w:val="o"/>
+      <w:lvlJc w:val="left"/>
+      <w:pPr>
+        <w:ind w:left="6480" w:hanging="360"/>
+      </w:pPr>
+      <w:rPr>
+        <w:rFonts w:ascii="Courier New" w:hAnsi="Courier New" w:cs="Courier New" w:hint="default"/>
+      </w:rPr>
+    </w:lvl>
+    <w:lvl w:ilvl="8" w:tplc="38090005" w:tentative="1">
+      <w:start w:val="1"/>
+      <w:numFmt w:val="bullet"/>
+      <w:lvlText w:val=""/>
+      <w:lvlJc w:val="left"/>
+      <w:pPr>
+        <w:ind w:left="7200" w:hanging="360"/>
+      </w:pPr>
+      <w:rPr>
+        <w:rFonts w:ascii="Wingdings" w:hAnsi="Wingdings" w:hint="default"/>
+      </w:rPr>
+    </w:lvl>
+  </w:abstractNum>
+  <w:abstractNum w:abstractNumId="21" w15:restartNumberingAfterBreak="0">
+    <w:nsid w:val="68D458B0"/>
+    <w:multiLevelType w:val="hybridMultilevel"/>
+    <w:tmpl w:val="30BC2D08"/>
+    <w:lvl w:ilvl="0" w:tplc="38090003">
+      <w:start w:val="1"/>
+      <w:numFmt w:val="bullet"/>
+      <w:lvlText w:val="o"/>
+      <w:lvlJc w:val="left"/>
+      <w:pPr>
+        <w:ind w:left="1440" w:hanging="360"/>
+      </w:pPr>
+      <w:rPr>
+        <w:rFonts w:ascii="Courier New" w:hAnsi="Courier New" w:cs="Courier New" w:hint="default"/>
+      </w:rPr>
+    </w:lvl>
+    <w:lvl w:ilvl="1" w:tplc="38090003" w:tentative="1">
+      <w:start w:val="1"/>
+      <w:numFmt w:val="bullet"/>
+      <w:lvlText w:val="o"/>
+      <w:lvlJc w:val="left"/>
+      <w:pPr>
+        <w:ind w:left="2160" w:hanging="360"/>
+      </w:pPr>
+      <w:rPr>
+        <w:rFonts w:ascii="Courier New" w:hAnsi="Courier New" w:cs="Courier New" w:hint="default"/>
+      </w:rPr>
+    </w:lvl>
+    <w:lvl w:ilvl="2" w:tplc="38090005" w:tentative="1">
+      <w:start w:val="1"/>
+      <w:numFmt w:val="bullet"/>
+      <w:lvlText w:val=""/>
+      <w:lvlJc w:val="left"/>
+      <w:pPr>
+        <w:ind w:left="2880" w:hanging="360"/>
+      </w:pPr>
+      <w:rPr>
+        <w:rFonts w:ascii="Wingdings" w:hAnsi="Wingdings" w:hint="default"/>
+      </w:rPr>
+    </w:lvl>
+    <w:lvl w:ilvl="3" w:tplc="38090001" w:tentative="1">
+      <w:start w:val="1"/>
+      <w:numFmt w:val="bullet"/>
+      <w:lvlText w:val=""/>
+      <w:lvlJc w:val="left"/>
+      <w:pPr>
+        <w:ind w:left="3600" w:hanging="360"/>
+      </w:pPr>
+      <w:rPr>
+        <w:rFonts w:ascii="Symbol" w:hAnsi="Symbol" w:hint="default"/>
+      </w:rPr>
+    </w:lvl>
+    <w:lvl w:ilvl="4" w:tplc="38090003" w:tentative="1">
+      <w:start w:val="1"/>
+      <w:numFmt w:val="bullet"/>
+      <w:lvlText w:val="o"/>
+      <w:lvlJc w:val="left"/>
+      <w:pPr>
+        <w:ind w:left="4320" w:hanging="360"/>
+      </w:pPr>
+      <w:rPr>
+        <w:rFonts w:ascii="Courier New" w:hAnsi="Courier New" w:cs="Courier New" w:hint="default"/>
+      </w:rPr>
+    </w:lvl>
+    <w:lvl w:ilvl="5" w:tplc="38090005" w:tentative="1">
+      <w:start w:val="1"/>
+      <w:numFmt w:val="bullet"/>
+      <w:lvlText w:val=""/>
+      <w:lvlJc w:val="left"/>
+      <w:pPr>
+        <w:ind w:left="5040" w:hanging="360"/>
+      </w:pPr>
+      <w:rPr>
+        <w:rFonts w:ascii="Wingdings" w:hAnsi="Wingdings" w:hint="default"/>
+      </w:rPr>
+    </w:lvl>
+    <w:lvl w:ilvl="6" w:tplc="38090001" w:tentative="1">
+      <w:start w:val="1"/>
+      <w:numFmt w:val="bullet"/>
+      <w:lvlText w:val=""/>
+      <w:lvlJc w:val="left"/>
+      <w:pPr>
+        <w:ind w:left="5760" w:hanging="360"/>
+      </w:pPr>
+      <w:rPr>
+        <w:rFonts w:ascii="Symbol" w:hAnsi="Symbol" w:hint="default"/>
+      </w:rPr>
+    </w:lvl>
+    <w:lvl w:ilvl="7" w:tplc="38090003" w:tentative="1">
+      <w:start w:val="1"/>
+      <w:numFmt w:val="bullet"/>
+      <w:lvlText w:val="o"/>
+      <w:lvlJc w:val="left"/>
+      <w:pPr>
+        <w:ind w:left="6480" w:hanging="360"/>
+      </w:pPr>
+      <w:rPr>
+        <w:rFonts w:ascii="Courier New" w:hAnsi="Courier New" w:cs="Courier New" w:hint="default"/>
+      </w:rPr>
+    </w:lvl>
+    <w:lvl w:ilvl="8" w:tplc="38090005" w:tentative="1">
+      <w:start w:val="1"/>
+      <w:numFmt w:val="bullet"/>
+      <w:lvlText w:val=""/>
+      <w:lvlJc w:val="left"/>
+      <w:pPr>
+        <w:ind w:left="7200" w:hanging="360"/>
+      </w:pPr>
+      <w:rPr>
+        <w:rFonts w:ascii="Wingdings" w:hAnsi="Wingdings" w:hint="default"/>
+      </w:rPr>
+    </w:lvl>
+  </w:abstractNum>
+  <w:abstractNum w:abstractNumId="22" w15:restartNumberingAfterBreak="0">
+    <w:nsid w:val="6BB71CA9"/>
+    <w:multiLevelType w:val="hybridMultilevel"/>
+    <w:tmpl w:val="21702916"/>
+    <w:lvl w:ilvl="0" w:tplc="38090003">
+      <w:start w:val="1"/>
+      <w:numFmt w:val="bullet"/>
+      <w:lvlText w:val="o"/>
+      <w:lvlJc w:val="left"/>
+      <w:pPr>
+        <w:ind w:left="1440" w:hanging="360"/>
+      </w:pPr>
+      <w:rPr>
+        <w:rFonts w:ascii="Courier New" w:hAnsi="Courier New" w:cs="Courier New" w:hint="default"/>
+      </w:rPr>
+    </w:lvl>
+    <w:lvl w:ilvl="1" w:tplc="38090003" w:tentative="1">
+      <w:start w:val="1"/>
+      <w:numFmt w:val="bullet"/>
+      <w:lvlText w:val="o"/>
+      <w:lvlJc w:val="left"/>
+      <w:pPr>
+        <w:ind w:left="2160" w:hanging="360"/>
+      </w:pPr>
+      <w:rPr>
+        <w:rFonts w:ascii="Courier New" w:hAnsi="Courier New" w:cs="Courier New" w:hint="default"/>
+      </w:rPr>
+    </w:lvl>
+    <w:lvl w:ilvl="2" w:tplc="38090005" w:tentative="1">
+      <w:start w:val="1"/>
+      <w:numFmt w:val="bullet"/>
+      <w:lvlText w:val=""/>
+      <w:lvlJc w:val="left"/>
+      <w:pPr>
+        <w:ind w:left="2880" w:hanging="360"/>
+      </w:pPr>
+      <w:rPr>
+        <w:rFonts w:ascii="Wingdings" w:hAnsi="Wingdings" w:hint="default"/>
+      </w:rPr>
+    </w:lvl>
+    <w:lvl w:ilvl="3" w:tplc="38090001" w:tentative="1">
+      <w:start w:val="1"/>
+      <w:numFmt w:val="bullet"/>
+      <w:lvlText w:val=""/>
+      <w:lvlJc w:val="left"/>
+      <w:pPr>
+        <w:ind w:left="3600" w:hanging="360"/>
+      </w:pPr>
+      <w:rPr>
+        <w:rFonts w:ascii="Symbol" w:hAnsi="Symbol" w:hint="default"/>
+      </w:rPr>
+    </w:lvl>
+    <w:lvl w:ilvl="4" w:tplc="38090003" w:tentative="1">
+      <w:start w:val="1"/>
+      <w:numFmt w:val="bullet"/>
+      <w:lvlText w:val="o"/>
+      <w:lvlJc w:val="left"/>
+      <w:pPr>
+        <w:ind w:left="4320" w:hanging="360"/>
+      </w:pPr>
+      <w:rPr>
+        <w:rFonts w:ascii="Courier New" w:hAnsi="Courier New" w:cs="Courier New" w:hint="default"/>
+      </w:rPr>
+    </w:lvl>
+    <w:lvl w:ilvl="5" w:tplc="38090005" w:tentative="1">
+      <w:start w:val="1"/>
+      <w:numFmt w:val="bullet"/>
+      <w:lvlText w:val=""/>
+      <w:lvlJc w:val="left"/>
+      <w:pPr>
+        <w:ind w:left="5040" w:hanging="360"/>
+      </w:pPr>
+      <w:rPr>
+        <w:rFonts w:ascii="Wingdings" w:hAnsi="Wingdings" w:hint="default"/>
+      </w:rPr>
+    </w:lvl>
+    <w:lvl w:ilvl="6" w:tplc="38090001" w:tentative="1">
+      <w:start w:val="1"/>
+      <w:numFmt w:val="bullet"/>
+      <w:lvlText w:val=""/>
+      <w:lvlJc w:val="left"/>
+      <w:pPr>
+        <w:ind w:left="5760" w:hanging="360"/>
+      </w:pPr>
+      <w:rPr>
+        <w:rFonts w:ascii="Symbol" w:hAnsi="Symbol" w:hint="default"/>
+      </w:rPr>
+    </w:lvl>
+    <w:lvl w:ilvl="7" w:tplc="38090003" w:tentative="1">
+      <w:start w:val="1"/>
+      <w:numFmt w:val="bullet"/>
+      <w:lvlText w:val="o"/>
+      <w:lvlJc w:val="left"/>
+      <w:pPr>
+        <w:ind w:left="6480" w:hanging="360"/>
+      </w:pPr>
+      <w:rPr>
+        <w:rFonts w:ascii="Courier New" w:hAnsi="Courier New" w:cs="Courier New" w:hint="default"/>
+      </w:rPr>
+    </w:lvl>
+    <w:lvl w:ilvl="8" w:tplc="38090005" w:tentative="1">
+      <w:start w:val="1"/>
+      <w:numFmt w:val="bullet"/>
+      <w:lvlText w:val=""/>
+      <w:lvlJc w:val="left"/>
+      <w:pPr>
+        <w:ind w:left="7200" w:hanging="360"/>
+      </w:pPr>
+      <w:rPr>
+        <w:rFonts w:ascii="Wingdings" w:hAnsi="Wingdings" w:hint="default"/>
+      </w:rPr>
+    </w:lvl>
+  </w:abstractNum>
+  <w:abstractNum w:abstractNumId="23" w15:restartNumberingAfterBreak="0">
+    <w:nsid w:val="71517DA0"/>
+    <w:multiLevelType w:val="hybridMultilevel"/>
+    <w:tmpl w:val="93FC9A18"/>
+    <w:lvl w:ilvl="0" w:tplc="38090003">
+      <w:start w:val="1"/>
+      <w:numFmt w:val="bullet"/>
+      <w:lvlText w:val="o"/>
+      <w:lvlJc w:val="left"/>
+      <w:pPr>
+        <w:ind w:left="1764" w:hanging="360"/>
+      </w:pPr>
+      <w:rPr>
+        <w:rFonts w:ascii="Courier New" w:hAnsi="Courier New" w:cs="Courier New" w:hint="default"/>
+      </w:rPr>
+    </w:lvl>
+    <w:lvl w:ilvl="1" w:tplc="38090003" w:tentative="1">
+      <w:start w:val="1"/>
+      <w:numFmt w:val="bullet"/>
+      <w:lvlText w:val="o"/>
+      <w:lvlJc w:val="left"/>
+      <w:pPr>
+        <w:ind w:left="2484" w:hanging="360"/>
+      </w:pPr>
+      <w:rPr>
+        <w:rFonts w:ascii="Courier New" w:hAnsi="Courier New" w:cs="Courier New" w:hint="default"/>
+      </w:rPr>
+    </w:lvl>
+    <w:lvl w:ilvl="2" w:tplc="38090005" w:tentative="1">
+      <w:start w:val="1"/>
+      <w:numFmt w:val="bullet"/>
+      <w:lvlText w:val=""/>
+      <w:lvlJc w:val="left"/>
+      <w:pPr>
+        <w:ind w:left="3204" w:hanging="360"/>
+      </w:pPr>
+      <w:rPr>
+        <w:rFonts w:ascii="Wingdings" w:hAnsi="Wingdings" w:hint="default"/>
+      </w:rPr>
+    </w:lvl>
+    <w:lvl w:ilvl="3" w:tplc="38090001" w:tentative="1">
+      <w:start w:val="1"/>
+      <w:numFmt w:val="bullet"/>
+      <w:lvlText w:val=""/>
+      <w:lvlJc w:val="left"/>
+      <w:pPr>
+        <w:ind w:left="3924" w:hanging="360"/>
+      </w:pPr>
+      <w:rPr>
+        <w:rFonts w:ascii="Symbol" w:hAnsi="Symbol" w:hint="default"/>
+      </w:rPr>
+    </w:lvl>
+    <w:lvl w:ilvl="4" w:tplc="38090003" w:tentative="1">
+      <w:start w:val="1"/>
+      <w:numFmt w:val="bullet"/>
+      <w:lvlText w:val="o"/>
+      <w:lvlJc w:val="left"/>
+      <w:pPr>
+        <w:ind w:left="4644" w:hanging="360"/>
+      </w:pPr>
+      <w:rPr>
+        <w:rFonts w:ascii="Courier New" w:hAnsi="Courier New" w:cs="Courier New" w:hint="default"/>
+      </w:rPr>
+    </w:lvl>
+    <w:lvl w:ilvl="5" w:tplc="38090005" w:tentative="1">
+      <w:start w:val="1"/>
+      <w:numFmt w:val="bullet"/>
+      <w:lvlText w:val=""/>
+      <w:lvlJc w:val="left"/>
+      <w:pPr>
+        <w:ind w:left="5364" w:hanging="360"/>
+      </w:pPr>
+      <w:rPr>
+        <w:rFonts w:ascii="Wingdings" w:hAnsi="Wingdings" w:hint="default"/>
+      </w:rPr>
+    </w:lvl>
+    <w:lvl w:ilvl="6" w:tplc="38090001" w:tentative="1">
+      <w:start w:val="1"/>
+      <w:numFmt w:val="bullet"/>
+      <w:lvlText w:val=""/>
+      <w:lvlJc w:val="left"/>
+      <w:pPr>
+        <w:ind w:left="6084" w:hanging="360"/>
+      </w:pPr>
+      <w:rPr>
+        <w:rFonts w:ascii="Symbol" w:hAnsi="Symbol" w:hint="default"/>
+      </w:rPr>
+    </w:lvl>
+    <w:lvl w:ilvl="7" w:tplc="38090003" w:tentative="1">
+      <w:start w:val="1"/>
+      <w:numFmt w:val="bullet"/>
+      <w:lvlText w:val="o"/>
+      <w:lvlJc w:val="left"/>
+      <w:pPr>
+        <w:ind w:left="6804" w:hanging="360"/>
+      </w:pPr>
+      <w:rPr>
+        <w:rFonts w:ascii="Courier New" w:hAnsi="Courier New" w:cs="Courier New" w:hint="default"/>
+      </w:rPr>
+    </w:lvl>
+    <w:lvl w:ilvl="8" w:tplc="38090005" w:tentative="1">
+      <w:start w:val="1"/>
+      <w:numFmt w:val="bullet"/>
+      <w:lvlText w:val=""/>
+      <w:lvlJc w:val="left"/>
+      <w:pPr>
+        <w:ind w:left="7524" w:hanging="360"/>
+      </w:pPr>
+      <w:rPr>
+        <w:rFonts w:ascii="Wingdings" w:hAnsi="Wingdings" w:hint="default"/>
+      </w:rPr>
+    </w:lvl>
+  </w:abstractNum>
+  <w:abstractNum w:abstractNumId="24" w15:restartNumberingAfterBreak="0">
+    <w:nsid w:val="77234F59"/>
+    <w:multiLevelType w:val="hybridMultilevel"/>
+    <w:tmpl w:val="90385440"/>
+    <w:lvl w:ilvl="0" w:tplc="38090003">
+      <w:start w:val="1"/>
+      <w:numFmt w:val="bullet"/>
+      <w:lvlText w:val="o"/>
+      <w:lvlJc w:val="left"/>
+      <w:pPr>
+        <w:ind w:left="1764" w:hanging="360"/>
+      </w:pPr>
+      <w:rPr>
+        <w:rFonts w:ascii="Courier New" w:hAnsi="Courier New" w:cs="Courier New" w:hint="default"/>
+      </w:rPr>
+    </w:lvl>
+    <w:lvl w:ilvl="1" w:tplc="38090003" w:tentative="1">
+      <w:start w:val="1"/>
+      <w:numFmt w:val="bullet"/>
+      <w:lvlText w:val="o"/>
+      <w:lvlJc w:val="left"/>
+      <w:pPr>
+        <w:ind w:left="2484" w:hanging="360"/>
+      </w:pPr>
+      <w:rPr>
+        <w:rFonts w:ascii="Courier New" w:hAnsi="Courier New" w:cs="Courier New" w:hint="default"/>
+      </w:rPr>
+    </w:lvl>
+    <w:lvl w:ilvl="2" w:tplc="38090005" w:tentative="1">
+      <w:start w:val="1"/>
+      <w:numFmt w:val="bullet"/>
+      <w:lvlText w:val=""/>
+      <w:lvlJc w:val="left"/>
+      <w:pPr>
+        <w:ind w:left="3204" w:hanging="360"/>
+      </w:pPr>
+      <w:rPr>
+        <w:rFonts w:ascii="Wingdings" w:hAnsi="Wingdings" w:hint="default"/>
+      </w:rPr>
+    </w:lvl>
+    <w:lvl w:ilvl="3" w:tplc="38090001" w:tentative="1">
+      <w:start w:val="1"/>
+      <w:numFmt w:val="bullet"/>
+      <w:lvlText w:val=""/>
+      <w:lvlJc w:val="left"/>
+      <w:pPr>
+        <w:ind w:left="3924" w:hanging="360"/>
+      </w:pPr>
+      <w:rPr>
+        <w:rFonts w:ascii="Symbol" w:hAnsi="Symbol" w:hint="default"/>
+      </w:rPr>
+    </w:lvl>
+    <w:lvl w:ilvl="4" w:tplc="38090003" w:tentative="1">
+      <w:start w:val="1"/>
+      <w:numFmt w:val="bullet"/>
+      <w:lvlText w:val="o"/>
+      <w:lvlJc w:val="left"/>
+      <w:pPr>
+        <w:ind w:left="4644" w:hanging="360"/>
+      </w:pPr>
+      <w:rPr>
+        <w:rFonts w:ascii="Courier New" w:hAnsi="Courier New" w:cs="Courier New" w:hint="default"/>
+      </w:rPr>
+    </w:lvl>
+    <w:lvl w:ilvl="5" w:tplc="38090005" w:tentative="1">
+      <w:start w:val="1"/>
+      <w:numFmt w:val="bullet"/>
+      <w:lvlText w:val=""/>
+      <w:lvlJc w:val="left"/>
+      <w:pPr>
+        <w:ind w:left="5364" w:hanging="360"/>
+      </w:pPr>
+      <w:rPr>
+        <w:rFonts w:ascii="Wingdings" w:hAnsi="Wingdings" w:hint="default"/>
+      </w:rPr>
+    </w:lvl>
+    <w:lvl w:ilvl="6" w:tplc="38090001" w:tentative="1">
+      <w:start w:val="1"/>
+      <w:numFmt w:val="bullet"/>
+      <w:lvlText w:val=""/>
+      <w:lvlJc w:val="left"/>
+      <w:pPr>
+        <w:ind w:left="6084" w:hanging="360"/>
+      </w:pPr>
+      <w:rPr>
+        <w:rFonts w:ascii="Symbol" w:hAnsi="Symbol" w:hint="default"/>
+      </w:rPr>
+    </w:lvl>
+    <w:lvl w:ilvl="7" w:tplc="38090003" w:tentative="1">
+      <w:start w:val="1"/>
+      <w:numFmt w:val="bullet"/>
+      <w:lvlText w:val="o"/>
+      <w:lvlJc w:val="left"/>
+      <w:pPr>
+        <w:ind w:left="6804" w:hanging="360"/>
+      </w:pPr>
+      <w:rPr>
+        <w:rFonts w:ascii="Courier New" w:hAnsi="Courier New" w:cs="Courier New" w:hint="default"/>
+      </w:rPr>
+    </w:lvl>
+    <w:lvl w:ilvl="8" w:tplc="38090005" w:tentative="1">
+      <w:start w:val="1"/>
+      <w:numFmt w:val="bullet"/>
+      <w:lvlText w:val=""/>
+      <w:lvlJc w:val="left"/>
+      <w:pPr>
+        <w:ind w:left="7524" w:hanging="360"/>
+      </w:pPr>
+      <w:rPr>
+        <w:rFonts w:ascii="Wingdings" w:hAnsi="Wingdings" w:hint="default"/>
+      </w:rPr>
+    </w:lvl>
+  </w:abstractNum>
+  <w:abstractNum w:abstractNumId="25" w15:restartNumberingAfterBreak="0">
+    <w:nsid w:val="7A363857"/>
+    <w:multiLevelType w:val="hybridMultilevel"/>
+    <w:tmpl w:val="206AD3FE"/>
+    <w:lvl w:ilvl="0" w:tplc="38090003">
+      <w:start w:val="1"/>
+      <w:numFmt w:val="bullet"/>
+      <w:lvlText w:val="o"/>
+      <w:lvlJc w:val="left"/>
+      <w:pPr>
+        <w:ind w:left="1764" w:hanging="360"/>
+      </w:pPr>
+      <w:rPr>
+        <w:rFonts w:ascii="Courier New" w:hAnsi="Courier New" w:cs="Courier New" w:hint="default"/>
+      </w:rPr>
+    </w:lvl>
+    <w:lvl w:ilvl="1" w:tplc="38090003" w:tentative="1">
+      <w:start w:val="1"/>
+      <w:numFmt w:val="bullet"/>
+      <w:lvlText w:val="o"/>
+      <w:lvlJc w:val="left"/>
+      <w:pPr>
+        <w:ind w:left="2484" w:hanging="360"/>
+      </w:pPr>
+      <w:rPr>
+        <w:rFonts w:ascii="Courier New" w:hAnsi="Courier New" w:cs="Courier New" w:hint="default"/>
+      </w:rPr>
+    </w:lvl>
+    <w:lvl w:ilvl="2" w:tplc="38090005" w:tentative="1">
+      <w:start w:val="1"/>
+      <w:numFmt w:val="bullet"/>
+      <w:lvlText w:val=""/>
+      <w:lvlJc w:val="left"/>
+      <w:pPr>
+        <w:ind w:left="3204" w:hanging="360"/>
+      </w:pPr>
+      <w:rPr>
+        <w:rFonts w:ascii="Wingdings" w:hAnsi="Wingdings" w:hint="default"/>
+      </w:rPr>
+    </w:lvl>
+    <w:lvl w:ilvl="3" w:tplc="38090001" w:tentative="1">
+      <w:start w:val="1"/>
+      <w:numFmt w:val="bullet"/>
+      <w:lvlText w:val=""/>
+      <w:lvlJc w:val="left"/>
+      <w:pPr>
+        <w:ind w:left="3924" w:hanging="360"/>
+      </w:pPr>
+      <w:rPr>
+        <w:rFonts w:ascii="Symbol" w:hAnsi="Symbol" w:hint="default"/>
+      </w:rPr>
+    </w:lvl>
+    <w:lvl w:ilvl="4" w:tplc="38090003" w:tentative="1">
+      <w:start w:val="1"/>
+      <w:numFmt w:val="bullet"/>
+      <w:lvlText w:val="o"/>
+      <w:lvlJc w:val="left"/>
+      <w:pPr>
+        <w:ind w:left="4644" w:hanging="360"/>
+      </w:pPr>
+      <w:rPr>
+        <w:rFonts w:ascii="Courier New" w:hAnsi="Courier New" w:cs="Courier New" w:hint="default"/>
+      </w:rPr>
+    </w:lvl>
+    <w:lvl w:ilvl="5" w:tplc="38090005" w:tentative="1">
+      <w:start w:val="1"/>
+      <w:numFmt w:val="bullet"/>
+      <w:lvlText w:val=""/>
+      <w:lvlJc w:val="left"/>
+      <w:pPr>
+        <w:ind w:left="5364" w:hanging="360"/>
+      </w:pPr>
+      <w:rPr>
+        <w:rFonts w:ascii="Wingdings" w:hAnsi="Wingdings" w:hint="default"/>
+      </w:rPr>
+    </w:lvl>
+    <w:lvl w:ilvl="6" w:tplc="38090001" w:tentative="1">
+      <w:start w:val="1"/>
+      <w:numFmt w:val="bullet"/>
+      <w:lvlText w:val=""/>
+      <w:lvlJc w:val="left"/>
+      <w:pPr>
+        <w:ind w:left="6084" w:hanging="360"/>
+      </w:pPr>
+      <w:rPr>
+        <w:rFonts w:ascii="Symbol" w:hAnsi="Symbol" w:hint="default"/>
+      </w:rPr>
+    </w:lvl>
+    <w:lvl w:ilvl="7" w:tplc="38090003" w:tentative="1">
+      <w:start w:val="1"/>
+      <w:numFmt w:val="bullet"/>
+      <w:lvlText w:val="o"/>
+      <w:lvlJc w:val="left"/>
+      <w:pPr>
+        <w:ind w:left="6804" w:hanging="360"/>
+      </w:pPr>
+      <w:rPr>
+        <w:rFonts w:ascii="Courier New" w:hAnsi="Courier New" w:cs="Courier New" w:hint="default"/>
+      </w:rPr>
+    </w:lvl>
+    <w:lvl w:ilvl="8" w:tplc="38090005" w:tentative="1">
+      <w:start w:val="1"/>
+      <w:numFmt w:val="bullet"/>
+      <w:lvlText w:val=""/>
+      <w:lvlJc w:val="left"/>
+      <w:pPr>
+        <w:ind w:left="7524" w:hanging="360"/>
+      </w:pPr>
+      <w:rPr>
+        <w:rFonts w:ascii="Wingdings" w:hAnsi="Wingdings" w:hint="default"/>
+      </w:rPr>
+    </w:lvl>
+  </w:abstractNum>
+  <w:abstractNum w:abstractNumId="26" w15:restartNumberingAfterBreak="0">
+    <w:nsid w:val="7F1114BB"/>
+    <w:multiLevelType w:val="hybridMultilevel"/>
+    <w:tmpl w:val="D5908EFC"/>
+    <w:lvl w:ilvl="0" w:tplc="38090003">
+      <w:start w:val="1"/>
+      <w:numFmt w:val="bullet"/>
+      <w:lvlText w:val="o"/>
+      <w:lvlJc w:val="left"/>
+      <w:pPr>
+        <w:ind w:left="1440" w:hanging="360"/>
+      </w:pPr>
+      <w:rPr>
+        <w:rFonts w:ascii="Courier New" w:hAnsi="Courier New" w:cs="Courier New" w:hint="default"/>
+      </w:rPr>
+    </w:lvl>
+    <w:lvl w:ilvl="1" w:tplc="38090003" w:tentative="1">
+      <w:start w:val="1"/>
+      <w:numFmt w:val="bullet"/>
+      <w:lvlText w:val="o"/>
+      <w:lvlJc w:val="left"/>
+      <w:pPr>
+        <w:ind w:left="2160" w:hanging="360"/>
+      </w:pPr>
+      <w:rPr>
+        <w:rFonts w:ascii="Courier New" w:hAnsi="Courier New" w:cs="Courier New" w:hint="default"/>
+      </w:rPr>
+    </w:lvl>
+    <w:lvl w:ilvl="2" w:tplc="38090005" w:tentative="1">
+      <w:start w:val="1"/>
+      <w:numFmt w:val="bullet"/>
+      <w:lvlText w:val=""/>
+      <w:lvlJc w:val="left"/>
+      <w:pPr>
+        <w:ind w:left="2880" w:hanging="360"/>
+      </w:pPr>
+      <w:rPr>
+        <w:rFonts w:ascii="Wingdings" w:hAnsi="Wingdings" w:hint="default"/>
+      </w:rPr>
+    </w:lvl>
+    <w:lvl w:ilvl="3" w:tplc="38090001" w:tentative="1">
+      <w:start w:val="1"/>
+      <w:numFmt w:val="bullet"/>
+      <w:lvlText w:val=""/>
+      <w:lvlJc w:val="left"/>
+      <w:pPr>
+        <w:ind w:left="3600" w:hanging="360"/>
+      </w:pPr>
+      <w:rPr>
+        <w:rFonts w:ascii="Symbol" w:hAnsi="Symbol" w:hint="default"/>
+      </w:rPr>
+    </w:lvl>
+    <w:lvl w:ilvl="4" w:tplc="38090003" w:tentative="1">
+      <w:start w:val="1"/>
+      <w:numFmt w:val="bullet"/>
+      <w:lvlText w:val="o"/>
+      <w:lvlJc w:val="left"/>
+      <w:pPr>
+        <w:ind w:left="4320" w:hanging="360"/>
+      </w:pPr>
+      <w:rPr>
+        <w:rFonts w:ascii="Courier New" w:hAnsi="Courier New" w:cs="Courier New" w:hint="default"/>
+      </w:rPr>
+    </w:lvl>
+    <w:lvl w:ilvl="5" w:tplc="38090005" w:tentative="1">
+      <w:start w:val="1"/>
+      <w:numFmt w:val="bullet"/>
+      <w:lvlText w:val=""/>
+      <w:lvlJc w:val="left"/>
+      <w:pPr>
+        <w:ind w:left="5040" w:hanging="360"/>
+      </w:pPr>
+      <w:rPr>
+        <w:rFonts w:ascii="Wingdings" w:hAnsi="Wingdings" w:hint="default"/>
+      </w:rPr>
+    </w:lvl>
+    <w:lvl w:ilvl="6" w:tplc="38090001" w:tentative="1">
+      <w:start w:val="1"/>
+      <w:numFmt w:val="bullet"/>
+      <w:lvlText w:val=""/>
+      <w:lvlJc w:val="left"/>
+      <w:pPr>
+        <w:ind w:left="5760" w:hanging="360"/>
+      </w:pPr>
+      <w:rPr>
+        <w:rFonts w:ascii="Symbol" w:hAnsi="Symbol" w:hint="default"/>
+      </w:rPr>
+    </w:lvl>
+    <w:lvl w:ilvl="7" w:tplc="38090003" w:tentative="1">
+      <w:start w:val="1"/>
+      <w:numFmt w:val="bullet"/>
+      <w:lvlText w:val="o"/>
+      <w:lvlJc w:val="left"/>
+      <w:pPr>
+        <w:ind w:left="6480" w:hanging="360"/>
+      </w:pPr>
+      <w:rPr>
+        <w:rFonts w:ascii="Courier New" w:hAnsi="Courier New" w:cs="Courier New" w:hint="default"/>
+      </w:rPr>
+    </w:lvl>
+    <w:lvl w:ilvl="8" w:tplc="38090005" w:tentative="1">
+      <w:start w:val="1"/>
+      <w:numFmt w:val="bullet"/>
+      <w:lvlText w:val=""/>
+      <w:lvlJc w:val="left"/>
+      <w:pPr>
+        <w:ind w:left="7200" w:hanging="360"/>
+      </w:pPr>
+      <w:rPr>
+        <w:rFonts w:ascii="Wingdings" w:hAnsi="Wingdings" w:hint="default"/>
+      </w:rPr>
+    </w:lvl>
+  </w:abstractNum>
   <w:num w:numId="1">
+    <w:abstractNumId w:val="8"/>
+  </w:num>
+  <w:num w:numId="2">
+    <w:abstractNumId w:val="10"/>
+  </w:num>
+  <w:num w:numId="3">
+    <w:abstractNumId w:val="17"/>
+  </w:num>
+  <w:num w:numId="4">
+    <w:abstractNumId w:val="2"/>
+  </w:num>
+  <w:num w:numId="5">
+    <w:abstractNumId w:val="9"/>
+  </w:num>
+  <w:num w:numId="6">
+    <w:abstractNumId w:val="16"/>
+  </w:num>
+  <w:num w:numId="7">
+    <w:abstractNumId w:val="1"/>
+  </w:num>
+  <w:num w:numId="8">
+    <w:abstractNumId w:val="15"/>
+  </w:num>
+  <w:num w:numId="9">
+    <w:abstractNumId w:val="5"/>
+  </w:num>
+  <w:num w:numId="10">
+    <w:abstractNumId w:val="12"/>
+  </w:num>
+  <w:num w:numId="11">
+    <w:abstractNumId w:val="25"/>
+  </w:num>
+  <w:num w:numId="12">
+    <w:abstractNumId w:val="7"/>
+  </w:num>
+  <w:num w:numId="13">
+    <w:abstractNumId w:val="11"/>
+  </w:num>
+  <w:num w:numId="14">
+    <w:abstractNumId w:val="18"/>
+  </w:num>
+  <w:num w:numId="15">
+    <w:abstractNumId w:val="24"/>
+  </w:num>
+  <w:num w:numId="16">
+    <w:abstractNumId w:val="22"/>
+  </w:num>
+  <w:num w:numId="17">
+    <w:abstractNumId w:val="14"/>
+  </w:num>
+  <w:num w:numId="18">
+    <w:abstractNumId w:val="23"/>
+  </w:num>
+  <w:num w:numId="19">
+    <w:abstractNumId w:val="20"/>
+  </w:num>
+  <w:num w:numId="20">
     <w:abstractNumId w:val="3"/>
   </w:num>
-  <w:num w:numId="2">
-    <w:abstractNumId w:val="5"/>
+  <w:num w:numId="21">
+    <w:abstractNumId w:val="6"/>
   </w:num>
-  <w:num w:numId="3">
-    <w:abstractNumId w:val="8"/>
+  <w:num w:numId="22">
+    <w:abstractNumId w:val="13"/>
   </w:num>
-  <w:num w:numId="4">
-    <w:abstractNumId w:val="1"/>
+  <w:num w:numId="23">
+    <w:abstractNumId w:val="26"/>
   </w:num>
-  <w:num w:numId="5">
+  <w:num w:numId="24">
+    <w:abstractNumId w:val="0"/>
+  </w:num>
+  <w:num w:numId="25">
+    <w:abstractNumId w:val="19"/>
+  </w:num>
+  <w:num w:numId="26">
     <w:abstractNumId w:val="4"/>
   </w:num>
-  <w:num w:numId="6">
-    <w:abstractNumId w:val="7"/>
-  </w:num>
-  <w:num w:numId="7">
-    <w:abstractNumId w:val="0"/>
-  </w:num>
-  <w:num w:numId="8">
-    <w:abstractNumId w:val="6"/>
-  </w:num>
-  <w:num w:numId="9">
-    <w:abstractNumId w:val="2"/>
+  <w:num w:numId="27">
+    <w:abstractNumId w:val="21"/>
   </w:num>
 </w:numbering>
 </file>
@@ -2483,6 +5981,25 @@
       <w:contextualSpacing/>
     </w:pPr>
   </w:style>
+  <w:style w:type="table" w:styleId="TableGrid">
+    <w:name w:val="Table Grid"/>
+    <w:basedOn w:val="TableNormal"/>
+    <w:uiPriority w:val="39"/>
+    <w:rsid w:val="00F8656B"/>
+    <w:pPr>
+      <w:spacing w:after="0" w:line="240" w:lineRule="auto"/>
+    </w:pPr>
+    <w:tblPr>
+      <w:tblBorders>
+        <w:top w:val="single" w:sz="4" w:space="0" w:color="auto"/>
+        <w:left w:val="single" w:sz="4" w:space="0" w:color="auto"/>
+        <w:bottom w:val="single" w:sz="4" w:space="0" w:color="auto"/>
+        <w:right w:val="single" w:sz="4" w:space="0" w:color="auto"/>
+        <w:insideH w:val="single" w:sz="4" w:space="0" w:color="auto"/>
+        <w:insideV w:val="single" w:sz="4" w:space="0" w:color="auto"/>
+      </w:tblBorders>
+    </w:tblPr>
+  </w:style>
 </w:styles>
 </file>
 
